--- a/Assignment 1.docx
+++ b/Assignment 1.docx
@@ -222,7 +222,23 @@
           <w:rFonts w:ascii="Times New Roman" w:hAnsi="Times New Roman" w:cs="Times New Roman"/>
           <w:lang w:val="en-US"/>
         </w:rPr>
-        <w:t xml:space="preserve">were generated and encoded as c = vG </w:t>
+        <w:t xml:space="preserve">were generated and encoded as c = </w:t>
+      </w:r>
+      <w:proofErr w:type="spellStart"/>
+      <w:r>
+        <w:rPr>
+          <w:rFonts w:ascii="Times New Roman" w:hAnsi="Times New Roman" w:cs="Times New Roman"/>
+          <w:lang w:val="en-US"/>
+        </w:rPr>
+        <w:t>vG</w:t>
+      </w:r>
+      <w:proofErr w:type="spellEnd"/>
+      <w:r>
+        <w:rPr>
+          <w:rFonts w:ascii="Times New Roman" w:hAnsi="Times New Roman" w:cs="Times New Roman"/>
+          <w:lang w:val="en-US"/>
+        </w:rPr>
+        <w:t xml:space="preserve"> </w:t>
       </w:r>
       <w:r>
         <w:rPr>
@@ -298,7 +314,39 @@
           <w:rFonts w:ascii="Times New Roman" w:hAnsi="Times New Roman" w:cs="Times New Roman"/>
           <w:lang w:val="en-US"/>
         </w:rPr>
-        <w:t>(c) = i}, for i = 0,</w:t>
+        <w:t xml:space="preserve">(c) = </w:t>
+      </w:r>
+      <w:proofErr w:type="spellStart"/>
+      <w:r>
+        <w:rPr>
+          <w:rFonts w:ascii="Times New Roman" w:hAnsi="Times New Roman" w:cs="Times New Roman"/>
+          <w:lang w:val="en-US"/>
+        </w:rPr>
+        <w:t>i</w:t>
+      </w:r>
+      <w:proofErr w:type="spellEnd"/>
+      <w:r>
+        <w:rPr>
+          <w:rFonts w:ascii="Times New Roman" w:hAnsi="Times New Roman" w:cs="Times New Roman"/>
+          <w:lang w:val="en-US"/>
+        </w:rPr>
+        <w:t xml:space="preserve">}, for </w:t>
+      </w:r>
+      <w:proofErr w:type="spellStart"/>
+      <w:r>
+        <w:rPr>
+          <w:rFonts w:ascii="Times New Roman" w:hAnsi="Times New Roman" w:cs="Times New Roman"/>
+          <w:lang w:val="en-US"/>
+        </w:rPr>
+        <w:t>i</w:t>
+      </w:r>
+      <w:proofErr w:type="spellEnd"/>
+      <w:r>
+        <w:rPr>
+          <w:rFonts w:ascii="Times New Roman" w:hAnsi="Times New Roman" w:cs="Times New Roman"/>
+          <w:lang w:val="en-US"/>
+        </w:rPr>
+        <w:t xml:space="preserve"> = 0,</w:t>
       </w:r>
       <w:r>
         <w:rPr>
@@ -326,7 +374,7 @@
     </w:p>
     <w:tbl>
       <w:tblPr>
-        <w:tblStyle w:val="Grigliatabella"/>
+        <w:tblStyle w:val="Tabelraster"/>
         <w:tblW w:w="0" w:type="auto"/>
         <w:tblLook w:val="04A0" w:firstRow="1" w:lastRow="0" w:firstColumn="1" w:lastColumn="0" w:noHBand="0" w:noVBand="1"/>
       </w:tblPr>
@@ -357,6 +405,7 @@
                 <w:lang w:val="en-US"/>
               </w:rPr>
             </w:pPr>
+            <w:proofErr w:type="spellStart"/>
             <w:r>
               <w:rPr>
                 <w:rFonts w:ascii="Times New Roman" w:hAnsi="Times New Roman" w:cs="Times New Roman"/>
@@ -364,6 +413,7 @@
               </w:rPr>
               <w:t>i</w:t>
             </w:r>
+            <w:proofErr w:type="spellEnd"/>
           </w:p>
         </w:tc>
         <w:tc>
@@ -1557,7 +1607,23 @@
           <w:rFonts w:ascii="Times New Roman" w:hAnsi="Times New Roman" w:cs="Times New Roman"/>
           <w:lang w:val="en-US"/>
         </w:rPr>
-        <w:t>is the smallest index i &gt; 0 such that</w:t>
+        <w:t xml:space="preserve">is the smallest index </w:t>
+      </w:r>
+      <w:proofErr w:type="spellStart"/>
+      <w:r>
+        <w:rPr>
+          <w:rFonts w:ascii="Times New Roman" w:hAnsi="Times New Roman" w:cs="Times New Roman"/>
+          <w:lang w:val="en-US"/>
+        </w:rPr>
+        <w:t>i</w:t>
+      </w:r>
+      <w:proofErr w:type="spellEnd"/>
+      <w:r>
+        <w:rPr>
+          <w:rFonts w:ascii="Times New Roman" w:hAnsi="Times New Roman" w:cs="Times New Roman"/>
+          <w:lang w:val="en-US"/>
+        </w:rPr>
+        <w:t xml:space="preserve"> &gt; 0 such that</w:t>
       </w:r>
       <w:r>
         <w:rPr>
@@ -1656,7 +1722,7 @@
     </w:p>
     <w:tbl>
       <w:tblPr>
-        <w:tblStyle w:val="Grigliatabella"/>
+        <w:tblStyle w:val="Tabelraster"/>
         <w:tblW w:w="0" w:type="auto"/>
         <w:tblLook w:val="04A0" w:firstRow="1" w:lastRow="0" w:firstColumn="1" w:lastColumn="0" w:noHBand="0" w:noVBand="1"/>
       </w:tblPr>
@@ -1699,6 +1765,7 @@
                 <w:lang w:val="en-US"/>
               </w:rPr>
             </w:pPr>
+            <w:proofErr w:type="spellStart"/>
             <w:r>
               <w:rPr>
                 <w:rFonts w:ascii="Times New Roman" w:hAnsi="Times New Roman" w:cs="Times New Roman"/>
@@ -1714,6 +1781,7 @@
               </w:rPr>
               <w:t>min</w:t>
             </w:r>
+            <w:proofErr w:type="spellEnd"/>
           </w:p>
         </w:tc>
         <w:tc>
@@ -2205,7 +2273,7 @@
     </w:p>
     <w:p>
       <w:pPr>
-        <w:pStyle w:val="NormaleWeb"/>
+        <w:pStyle w:val="Normaalweb"/>
         <w:rPr>
           <w:lang w:val="en-US"/>
         </w:rPr>
@@ -2530,7 +2598,31 @@
           <w:rFonts w:ascii="Times New Roman" w:hAnsi="Times New Roman" w:cs="Times New Roman"/>
           <w:lang w:val="en-US"/>
         </w:rPr>
-        <w:t xml:space="preserve"> = 0 for 0 &lt; i &lt; d</w:t>
+        <w:t xml:space="preserve"> = 0 for 0 &lt; </w:t>
+      </w:r>
+      <w:proofErr w:type="spellStart"/>
+      <w:r>
+        <w:rPr>
+          <w:rFonts w:ascii="Times New Roman" w:hAnsi="Times New Roman" w:cs="Times New Roman"/>
+          <w:lang w:val="en-US"/>
+        </w:rPr>
+        <w:t>i</w:t>
+      </w:r>
+      <w:proofErr w:type="spellEnd"/>
+      <w:r>
+        <w:rPr>
+          <w:rFonts w:ascii="Times New Roman" w:hAnsi="Times New Roman" w:cs="Times New Roman"/>
+          <w:lang w:val="en-US"/>
+        </w:rPr>
+        <w:t xml:space="preserve"> &lt; </w:t>
+      </w:r>
+      <w:proofErr w:type="spellStart"/>
+      <w:r>
+        <w:rPr>
+          <w:rFonts w:ascii="Times New Roman" w:hAnsi="Times New Roman" w:cs="Times New Roman"/>
+          <w:lang w:val="en-US"/>
+        </w:rPr>
+        <w:t>d</w:t>
       </w:r>
       <w:r>
         <w:rPr>
@@ -2540,12 +2632,37 @@
         </w:rPr>
         <w:t>min</w:t>
       </w:r>
-      <w:r>
-        <w:rPr>
-          <w:rFonts w:ascii="Times New Roman" w:hAnsi="Times New Roman" w:cs="Times New Roman"/>
-          <w:lang w:val="en-US"/>
-        </w:rPr>
-        <w:t>, the first nonzero term of the sum is the one with i = d</w:t>
+      <w:proofErr w:type="spellEnd"/>
+      <w:r>
+        <w:rPr>
+          <w:rFonts w:ascii="Times New Roman" w:hAnsi="Times New Roman" w:cs="Times New Roman"/>
+          <w:lang w:val="en-US"/>
+        </w:rPr>
+        <w:t xml:space="preserve">, the first nonzero term of the sum is the one with </w:t>
+      </w:r>
+      <w:proofErr w:type="spellStart"/>
+      <w:r>
+        <w:rPr>
+          <w:rFonts w:ascii="Times New Roman" w:hAnsi="Times New Roman" w:cs="Times New Roman"/>
+          <w:lang w:val="en-US"/>
+        </w:rPr>
+        <w:t>i</w:t>
+      </w:r>
+      <w:proofErr w:type="spellEnd"/>
+      <w:r>
+        <w:rPr>
+          <w:rFonts w:ascii="Times New Roman" w:hAnsi="Times New Roman" w:cs="Times New Roman"/>
+          <w:lang w:val="en-US"/>
+        </w:rPr>
+        <w:t xml:space="preserve"> = </w:t>
+      </w:r>
+      <w:proofErr w:type="spellStart"/>
+      <w:r>
+        <w:rPr>
+          <w:rFonts w:ascii="Times New Roman" w:hAnsi="Times New Roman" w:cs="Times New Roman"/>
+          <w:lang w:val="en-US"/>
+        </w:rPr>
+        <w:t>d</w:t>
       </w:r>
       <w:r>
         <w:rPr>
@@ -2555,6 +2672,7 @@
         </w:rPr>
         <w:t>min</w:t>
       </w:r>
+      <w:proofErr w:type="spellEnd"/>
       <w:r>
         <w:rPr>
           <w:rFonts w:ascii="Times New Roman" w:hAnsi="Times New Roman" w:cs="Times New Roman"/>
@@ -2692,7 +2810,31 @@
           <w:rFonts w:ascii="Times New Roman" w:hAnsi="Times New Roman" w:cs="Times New Roman"/>
           <w:lang w:val="en-US"/>
         </w:rPr>
-        <w:t>For small p, each term with i &gt; d</w:t>
+        <w:t xml:space="preserve">For small p, each term with </w:t>
+      </w:r>
+      <w:proofErr w:type="spellStart"/>
+      <w:r>
+        <w:rPr>
+          <w:rFonts w:ascii="Times New Roman" w:hAnsi="Times New Roman" w:cs="Times New Roman"/>
+          <w:lang w:val="en-US"/>
+        </w:rPr>
+        <w:t>i</w:t>
+      </w:r>
+      <w:proofErr w:type="spellEnd"/>
+      <w:r>
+        <w:rPr>
+          <w:rFonts w:ascii="Times New Roman" w:hAnsi="Times New Roman" w:cs="Times New Roman"/>
+          <w:lang w:val="en-US"/>
+        </w:rPr>
+        <w:t xml:space="preserve"> &gt; </w:t>
+      </w:r>
+      <w:proofErr w:type="spellStart"/>
+      <w:r>
+        <w:rPr>
+          <w:rFonts w:ascii="Times New Roman" w:hAnsi="Times New Roman" w:cs="Times New Roman"/>
+          <w:lang w:val="en-US"/>
+        </w:rPr>
+        <w:t>d</w:t>
       </w:r>
       <w:r>
         <w:rPr>
@@ -2702,6 +2844,7 @@
         </w:rPr>
         <w:t>min</w:t>
       </w:r>
+      <w:proofErr w:type="spellEnd"/>
       <w:r>
         <w:rPr>
           <w:rFonts w:ascii="Times New Roman" w:hAnsi="Times New Roman" w:cs="Times New Roman"/>
@@ -2715,8 +2858,18 @@
           <w:vertAlign w:val="superscript"/>
           <w:lang w:val="en-US"/>
         </w:rPr>
-        <w:t>i-dmin</w:t>
-      </w:r>
+        <w:t>i-</w:t>
+      </w:r>
+      <w:proofErr w:type="spellStart"/>
+      <w:r>
+        <w:rPr>
+          <w:rFonts w:ascii="Times New Roman" w:hAnsi="Times New Roman" w:cs="Times New Roman"/>
+          <w:vertAlign w:val="superscript"/>
+          <w:lang w:val="en-US"/>
+        </w:rPr>
+        <w:t>dmin</w:t>
+      </w:r>
+      <w:proofErr w:type="spellEnd"/>
       <w:r>
         <w:rPr>
           <w:rFonts w:ascii="Times New Roman" w:hAnsi="Times New Roman" w:cs="Times New Roman"/>
@@ -2730,8 +2883,18 @@
           <w:vertAlign w:val="superscript"/>
           <w:lang w:val="en-US"/>
         </w:rPr>
-        <w:t>n-dmin</w:t>
-      </w:r>
+        <w:t>n-</w:t>
+      </w:r>
+      <w:proofErr w:type="spellStart"/>
+      <w:r>
+        <w:rPr>
+          <w:rFonts w:ascii="Times New Roman" w:hAnsi="Times New Roman" w:cs="Times New Roman"/>
+          <w:vertAlign w:val="superscript"/>
+          <w:lang w:val="en-US"/>
+        </w:rPr>
+        <w:t>dmin</w:t>
+      </w:r>
+      <w:proofErr w:type="spellEnd"/>
       <m:oMath>
         <m:r>
           <w:rPr>
@@ -3246,8 +3409,18 @@
           <w:vertAlign w:val="superscript"/>
           <w:lang w:val="en-US"/>
         </w:rPr>
-        <w:t>n-dmin</w:t>
-      </w:r>
+        <w:t>n-</w:t>
+      </w:r>
+      <w:proofErr w:type="spellStart"/>
+      <w:r>
+        <w:rPr>
+          <w:rFonts w:ascii="Times New Roman" w:hAnsi="Times New Roman" w:cs="Times New Roman"/>
+          <w:vertAlign w:val="superscript"/>
+          <w:lang w:val="en-US"/>
+        </w:rPr>
+        <w:t>dmin</w:t>
+      </w:r>
+      <w:proofErr w:type="spellEnd"/>
       <w:r>
         <w:rPr>
           <w:rFonts w:ascii="Times New Roman" w:hAnsi="Times New Roman" w:cs="Times New Roman"/>
@@ -3353,7 +3526,15 @@
           <w:rFonts w:ascii="Times New Roman" w:hAnsi="Times New Roman" w:cs="Times New Roman"/>
           <w:lang w:val="en-US"/>
         </w:rPr>
-        <w:t xml:space="preserve"> + d</w:t>
+        <w:t xml:space="preserve"> + </w:t>
+      </w:r>
+      <w:proofErr w:type="spellStart"/>
+      <w:r>
+        <w:rPr>
+          <w:rFonts w:ascii="Times New Roman" w:hAnsi="Times New Roman" w:cs="Times New Roman"/>
+          <w:lang w:val="en-US"/>
+        </w:rPr>
+        <w:t>d</w:t>
       </w:r>
       <w:r>
         <w:rPr>
@@ -3363,6 +3544,7 @@
         </w:rPr>
         <w:t>min</w:t>
       </w:r>
+      <w:proofErr w:type="spellEnd"/>
       <w:r>
         <w:rPr>
           <w:rFonts w:ascii="Times New Roman" w:hAnsi="Times New Roman" w:cs="Times New Roman"/>
@@ -3382,7 +3564,15 @@
           <w:rFonts w:ascii="Times New Roman" w:hAnsi="Times New Roman" w:cs="Times New Roman"/>
           <w:lang w:val="en-US"/>
         </w:rPr>
-        <w:t>og p. The two parameters therefore play different roles: d</w:t>
+        <w:t xml:space="preserve">og p. The two parameters therefore play different roles: </w:t>
+      </w:r>
+      <w:proofErr w:type="spellStart"/>
+      <w:r>
+        <w:rPr>
+          <w:rFonts w:ascii="Times New Roman" w:hAnsi="Times New Roman" w:cs="Times New Roman"/>
+          <w:lang w:val="en-US"/>
+        </w:rPr>
+        <w:t>d</w:t>
       </w:r>
       <w:r>
         <w:rPr>
@@ -3392,6 +3582,7 @@
         </w:rPr>
         <w:t>min</w:t>
       </w:r>
+      <w:proofErr w:type="spellEnd"/>
       <w:r>
         <w:rPr>
           <w:rFonts w:ascii="Times New Roman" w:hAnsi="Times New Roman" w:cs="Times New Roman"/>
@@ -3634,7 +3825,15 @@
           <w:rFonts w:ascii="Times New Roman" w:hAnsi="Times New Roman" w:cs="Times New Roman"/>
           <w:lang w:val="en-US"/>
         </w:rPr>
-        <w:t xml:space="preserve"> for the second one. The reason is its larger minimum distance: d</w:t>
+        <w:t xml:space="preserve"> for the second one. The reason is its larger minimum distance: </w:t>
+      </w:r>
+      <w:proofErr w:type="spellStart"/>
+      <w:r>
+        <w:rPr>
+          <w:rFonts w:ascii="Times New Roman" w:hAnsi="Times New Roman" w:cs="Times New Roman"/>
+          <w:lang w:val="en-US"/>
+        </w:rPr>
+        <w:t>d</w:t>
       </w:r>
       <w:r>
         <w:rPr>
@@ -3644,12 +3843,21 @@
         </w:rPr>
         <w:t>min</w:t>
       </w:r>
-      <w:r>
-        <w:rPr>
-          <w:rFonts w:ascii="Times New Roman" w:hAnsi="Times New Roman" w:cs="Times New Roman"/>
-          <w:lang w:val="en-US"/>
-        </w:rPr>
-        <w:t xml:space="preserve"> = 4 against d</w:t>
+      <w:proofErr w:type="spellEnd"/>
+      <w:r>
+        <w:rPr>
+          <w:rFonts w:ascii="Times New Roman" w:hAnsi="Times New Roman" w:cs="Times New Roman"/>
+          <w:lang w:val="en-US"/>
+        </w:rPr>
+        <w:t xml:space="preserve"> = 4 against </w:t>
+      </w:r>
+      <w:proofErr w:type="spellStart"/>
+      <w:r>
+        <w:rPr>
+          <w:rFonts w:ascii="Times New Roman" w:hAnsi="Times New Roman" w:cs="Times New Roman"/>
+          <w:lang w:val="en-US"/>
+        </w:rPr>
+        <w:t>d</w:t>
       </w:r>
       <w:r>
         <w:rPr>
@@ -3659,6 +3867,7 @@
         </w:rPr>
         <w:t>min</w:t>
       </w:r>
+      <w:proofErr w:type="spellEnd"/>
       <w:r>
         <w:rPr>
           <w:rFonts w:ascii="Times New Roman" w:hAnsi="Times New Roman" w:cs="Times New Roman"/>
@@ -4132,7 +4341,39 @@
           <w:rFonts w:ascii="Times New Roman" w:hAnsi="Times New Roman" w:cs="Times New Roman"/>
           <w:lang w:val="en-US"/>
         </w:rPr>
-        <w:t xml:space="preserve"> corresponds to one parity-check equation, and the i-th row indicates in which equations the i-th codeword bit appears. As a check, we verified that G</w:t>
+        <w:t xml:space="preserve"> corresponds to one parity-check equation, and the </w:t>
+      </w:r>
+      <w:proofErr w:type="spellStart"/>
+      <w:r>
+        <w:rPr>
+          <w:rFonts w:ascii="Times New Roman" w:hAnsi="Times New Roman" w:cs="Times New Roman"/>
+          <w:lang w:val="en-US"/>
+        </w:rPr>
+        <w:t>i-th</w:t>
+      </w:r>
+      <w:proofErr w:type="spellEnd"/>
+      <w:r>
+        <w:rPr>
+          <w:rFonts w:ascii="Times New Roman" w:hAnsi="Times New Roman" w:cs="Times New Roman"/>
+          <w:lang w:val="en-US"/>
+        </w:rPr>
+        <w:t xml:space="preserve"> row indicates in which equations the </w:t>
+      </w:r>
+      <w:proofErr w:type="spellStart"/>
+      <w:r>
+        <w:rPr>
+          <w:rFonts w:ascii="Times New Roman" w:hAnsi="Times New Roman" w:cs="Times New Roman"/>
+          <w:lang w:val="en-US"/>
+        </w:rPr>
+        <w:t>i-th</w:t>
+      </w:r>
+      <w:proofErr w:type="spellEnd"/>
+      <w:r>
+        <w:rPr>
+          <w:rFonts w:ascii="Times New Roman" w:hAnsi="Times New Roman" w:cs="Times New Roman"/>
+          <w:lang w:val="en-US"/>
+        </w:rPr>
+        <w:t xml:space="preserve"> codeword bit appears. As a check, we verified that G</w:t>
       </w:r>
       <w:r>
         <w:rPr>
@@ -4579,7 +4820,23 @@
           <w:rFonts w:ascii="Times New Roman" w:hAnsi="Times New Roman" w:cs="Times New Roman"/>
           <w:lang w:val="en-US"/>
         </w:rPr>
-        <w:t>: a single error in position i produces as syndrome the</w:t>
+        <w:t xml:space="preserve">: a single error in position </w:t>
+      </w:r>
+      <w:proofErr w:type="spellStart"/>
+      <w:r>
+        <w:rPr>
+          <w:rFonts w:ascii="Times New Roman" w:hAnsi="Times New Roman" w:cs="Times New Roman"/>
+          <w:lang w:val="en-US"/>
+        </w:rPr>
+        <w:t>i</w:t>
+      </w:r>
+      <w:proofErr w:type="spellEnd"/>
+      <w:r>
+        <w:rPr>
+          <w:rFonts w:ascii="Times New Roman" w:hAnsi="Times New Roman" w:cs="Times New Roman"/>
+          <w:lang w:val="en-US"/>
+        </w:rPr>
+        <w:t xml:space="preserve"> produces as syndrome the</w:t>
       </w:r>
       <w:r>
         <w:rPr>
@@ -4588,12 +4845,21 @@
         </w:rPr>
         <w:t xml:space="preserve"> </w:t>
       </w:r>
-      <w:r>
-        <w:rPr>
-          <w:rFonts w:ascii="Times New Roman" w:hAnsi="Times New Roman" w:cs="Times New Roman"/>
-          <w:lang w:val="en-US"/>
-        </w:rPr>
-        <w:t>i-th row of H</w:t>
+      <w:proofErr w:type="spellStart"/>
+      <w:r>
+        <w:rPr>
+          <w:rFonts w:ascii="Times New Roman" w:hAnsi="Times New Roman" w:cs="Times New Roman"/>
+          <w:lang w:val="en-US"/>
+        </w:rPr>
+        <w:t>i-th</w:t>
+      </w:r>
+      <w:proofErr w:type="spellEnd"/>
+      <w:r>
+        <w:rPr>
+          <w:rFonts w:ascii="Times New Roman" w:hAnsi="Times New Roman" w:cs="Times New Roman"/>
+          <w:lang w:val="en-US"/>
+        </w:rPr>
+        <w:t xml:space="preserve"> row of H</w:t>
       </w:r>
       <w:r>
         <w:rPr>
@@ -4608,7 +4874,15 @@
           <w:rFonts w:ascii="Times New Roman" w:hAnsi="Times New Roman" w:cs="Times New Roman"/>
           <w:lang w:val="en-US"/>
         </w:rPr>
-        <w:t>. More generally, every error of weight 1 is detected, because the code has d</w:t>
+        <w:t xml:space="preserve">. More generally, every error of weight 1 is detected, because the code has </w:t>
+      </w:r>
+      <w:proofErr w:type="spellStart"/>
+      <w:r>
+        <w:rPr>
+          <w:rFonts w:ascii="Times New Roman" w:hAnsi="Times New Roman" w:cs="Times New Roman"/>
+          <w:lang w:val="en-US"/>
+        </w:rPr>
+        <w:t>d</w:t>
       </w:r>
       <w:r>
         <w:rPr>
@@ -4618,6 +4892,7 @@
         </w:rPr>
         <w:t>min</w:t>
       </w:r>
+      <w:proofErr w:type="spellEnd"/>
       <w:r>
         <w:rPr>
           <w:rFonts w:ascii="Times New Roman" w:hAnsi="Times New Roman" w:cs="Times New Roman"/>
@@ -6287,7 +6562,7 @@
     </w:p>
     <w:tbl>
       <w:tblPr>
-        <w:tblStyle w:val="Grigliatabella"/>
+        <w:tblStyle w:val="Tabelraster"/>
         <w:tblpPr w:leftFromText="141" w:rightFromText="141" w:vertAnchor="text" w:horzAnchor="margin" w:tblpY="550"/>
         <w:tblW w:w="0" w:type="auto"/>
         <w:tblLook w:val="04A0" w:firstRow="1" w:lastRow="0" w:firstColumn="1" w:lastColumn="0" w:noHBand="0" w:noVBand="1"/>
@@ -7338,7 +7613,15 @@
           <w:rFonts w:ascii="Times New Roman" w:hAnsi="Times New Roman" w:cs="Times New Roman"/>
           <w:lang w:val="en-US"/>
         </w:rPr>
-        <w:t>decreases as p</w:t>
+        <w:t xml:space="preserve">decreases as </w:t>
+      </w:r>
+      <w:proofErr w:type="spellStart"/>
+      <w:r>
+        <w:rPr>
+          <w:rFonts w:ascii="Times New Roman" w:hAnsi="Times New Roman" w:cs="Times New Roman"/>
+          <w:lang w:val="en-US"/>
+        </w:rPr>
+        <w:t>p</w:t>
       </w:r>
       <w:r>
         <w:rPr>
@@ -7356,6 +7639,7 @@
         </w:rPr>
         <w:t>n</w:t>
       </w:r>
+      <w:proofErr w:type="spellEnd"/>
       <w:r>
         <w:rPr>
           <w:rFonts w:ascii="Times New Roman" w:hAnsi="Times New Roman" w:cs="Times New Roman"/>
@@ -7541,7 +7825,15 @@
           <w:rFonts w:ascii="Times New Roman" w:hAnsi="Times New Roman" w:cs="Times New Roman"/>
           <w:lang w:val="en-US"/>
         </w:rPr>
-        <w:t>: it gives exact values with no statistical uncertainty, it is evaluated instantaneously for any value of p, including the very small values of practical interest that cannot be reached by simulation, and it shows explicitly how the performance depends on the code parameters (d</w:t>
+        <w:t>: it gives exact values with no statistical uncertainty, it is evaluated instantaneously for any value of p, including the very small values of practical interest that cannot be reached by simulation, and it shows explicitly how the performance depends on the code parameters (</w:t>
+      </w:r>
+      <w:proofErr w:type="spellStart"/>
+      <w:r>
+        <w:rPr>
+          <w:rFonts w:ascii="Times New Roman" w:hAnsi="Times New Roman" w:cs="Times New Roman"/>
+          <w:lang w:val="en-US"/>
+        </w:rPr>
+        <w:t>d</w:t>
       </w:r>
       <w:r>
         <w:rPr>
@@ -7551,6 +7843,7 @@
         </w:rPr>
         <w:t>min</w:t>
       </w:r>
+      <w:proofErr w:type="spellEnd"/>
       <w:r>
         <w:rPr>
           <w:rFonts w:ascii="Times New Roman" w:hAnsi="Times New Roman" w:cs="Times New Roman"/>
@@ -7740,7 +8033,23 @@
           <w:rFonts w:ascii="Times New Roman" w:hAnsi="Times New Roman" w:cs="Times New Roman"/>
           <w:lang w:val="en-US"/>
         </w:rPr>
-        <w:t>We consider an ideal ARQ protocol for the first code: each transmission attempt is independent and takes place over the same BSC; a received vector with nonzero syndrome is rejected and, if allowed, the same codeword is retransmitted; a received vector with zero syndrome is accepted; after at most i attempts the procedure stops, and if the last attempt is rejected the block is lost.</w:t>
+        <w:t xml:space="preserve">We consider an ideal ARQ protocol for the first code: each transmission attempt is independent and takes place over the same BSC; a received vector with nonzero syndrome is rejected and, if allowed, the same codeword is retransmitted; a received vector with zero syndrome is accepted; after at most </w:t>
+      </w:r>
+      <w:proofErr w:type="spellStart"/>
+      <w:r>
+        <w:rPr>
+          <w:rFonts w:ascii="Times New Roman" w:hAnsi="Times New Roman" w:cs="Times New Roman"/>
+          <w:lang w:val="en-US"/>
+        </w:rPr>
+        <w:t>i</w:t>
+      </w:r>
+      <w:proofErr w:type="spellEnd"/>
+      <w:r>
+        <w:rPr>
+          <w:rFonts w:ascii="Times New Roman" w:hAnsi="Times New Roman" w:cs="Times New Roman"/>
+          <w:lang w:val="en-US"/>
+        </w:rPr>
+        <w:t xml:space="preserve"> attempts the procedure stops, and if the last attempt is rejected the block is lost.</w:t>
       </w:r>
       <w:r>
         <w:rPr>
@@ -7896,7 +8205,7 @@
     </w:p>
     <w:p>
       <w:pPr>
-        <w:pStyle w:val="Paragrafoelenco"/>
+        <w:pStyle w:val="Lijstalinea"/>
         <w:numPr>
           <w:ilvl w:val="0"/>
           <w:numId w:val="1"/>
@@ -7954,7 +8263,7 @@
     </w:p>
     <w:p>
       <w:pPr>
-        <w:pStyle w:val="Paragrafoelenco"/>
+        <w:pStyle w:val="Lijstalinea"/>
         <w:jc w:val="both"/>
         <w:rPr>
           <w:rFonts w:ascii="Times New Roman" w:hAnsi="Times New Roman" w:cs="Times New Roman"/>
@@ -8032,17 +8341,17 @@
     </w:p>
     <w:p>
       <w:pPr>
-        <w:pStyle w:val="Paragrafoelenco"/>
-        <w:jc w:val="both"/>
-        <w:rPr>
-          <w:rFonts w:ascii="Times New Roman" w:hAnsi="Times New Roman" w:cs="Times New Roman"/>
-          <w:lang w:val="en-US"/>
-        </w:rPr>
-      </w:pPr>
-    </w:p>
-    <w:p>
-      <w:pPr>
-        <w:pStyle w:val="Paragrafoelenco"/>
+        <w:pStyle w:val="Lijstalinea"/>
+        <w:jc w:val="both"/>
+        <w:rPr>
+          <w:rFonts w:ascii="Times New Roman" w:hAnsi="Times New Roman" w:cs="Times New Roman"/>
+          <w:lang w:val="en-US"/>
+        </w:rPr>
+      </w:pPr>
+    </w:p>
+    <w:p>
+      <w:pPr>
+        <w:pStyle w:val="Lijstalinea"/>
         <w:numPr>
           <w:ilvl w:val="0"/>
           <w:numId w:val="1"/>
@@ -8074,7 +8383,15 @@
           <w:rFonts w:ascii="Times New Roman" w:hAnsi="Times New Roman" w:cs="Times New Roman"/>
           <w:lang w:val="en-US"/>
         </w:rPr>
-        <w:t>The syndrome is s = yH</w:t>
+        <w:t xml:space="preserve">The syndrome is s = </w:t>
+      </w:r>
+      <w:proofErr w:type="spellStart"/>
+      <w:r>
+        <w:rPr>
+          <w:rFonts w:ascii="Times New Roman" w:hAnsi="Times New Roman" w:cs="Times New Roman"/>
+          <w:lang w:val="en-US"/>
+        </w:rPr>
+        <w:t>yH</w:t>
       </w:r>
       <w:r>
         <w:rPr>
@@ -8084,12 +8401,21 @@
         </w:rPr>
         <w:t>T</w:t>
       </w:r>
-      <w:r>
-        <w:rPr>
-          <w:rFonts w:ascii="Times New Roman" w:hAnsi="Times New Roman" w:cs="Times New Roman"/>
-          <w:lang w:val="en-US"/>
-        </w:rPr>
-        <w:t xml:space="preserve"> = eH</w:t>
+      <w:proofErr w:type="spellEnd"/>
+      <w:r>
+        <w:rPr>
+          <w:rFonts w:ascii="Times New Roman" w:hAnsi="Times New Roman" w:cs="Times New Roman"/>
+          <w:lang w:val="en-US"/>
+        </w:rPr>
+        <w:t xml:space="preserve"> = </w:t>
+      </w:r>
+      <w:proofErr w:type="spellStart"/>
+      <w:r>
+        <w:rPr>
+          <w:rFonts w:ascii="Times New Roman" w:hAnsi="Times New Roman" w:cs="Times New Roman"/>
+          <w:lang w:val="en-US"/>
+        </w:rPr>
+        <w:t>eH</w:t>
       </w:r>
       <w:r>
         <w:rPr>
@@ -8099,6 +8425,7 @@
         </w:rPr>
         <w:t>T</w:t>
       </w:r>
+      <w:proofErr w:type="spellEnd"/>
       <w:r>
         <w:rPr>
           <w:rFonts w:ascii="Times New Roman" w:hAnsi="Times New Roman" w:cs="Times New Roman"/>
@@ -8133,7 +8460,15 @@
           <w:rFonts w:ascii="Times New Roman" w:hAnsi="Times New Roman" w:cs="Times New Roman"/>
           <w:lang w:val="en-US"/>
         </w:rPr>
-        <w:t xml:space="preserve"> codewords of weight j, each with probability p</w:t>
+        <w:t xml:space="preserve"> codewords of weight j, each with probability </w:t>
+      </w:r>
+      <w:proofErr w:type="spellStart"/>
+      <w:r>
+        <w:rPr>
+          <w:rFonts w:ascii="Times New Roman" w:hAnsi="Times New Roman" w:cs="Times New Roman"/>
+          <w:lang w:val="en-US"/>
+        </w:rPr>
+        <w:t>p</w:t>
       </w:r>
       <w:r>
         <w:rPr>
@@ -8143,6 +8478,7 @@
         </w:rPr>
         <w:t>j</w:t>
       </w:r>
+      <w:proofErr w:type="spellEnd"/>
       <w:r>
         <w:rPr>
           <w:rFonts w:ascii="Times New Roman" w:hAnsi="Times New Roman" w:cs="Times New Roman"/>
@@ -8163,7 +8499,15 @@
           <w:rFonts w:ascii="Times New Roman" w:hAnsi="Times New Roman" w:cs="Times New Roman"/>
           <w:lang w:val="en-US"/>
         </w:rPr>
-        <w:t>, and none with weight 0 &lt; j &lt; d</w:t>
+        <w:t xml:space="preserve">, and none with weight 0 &lt; j &lt; </w:t>
+      </w:r>
+      <w:proofErr w:type="spellStart"/>
+      <w:r>
+        <w:rPr>
+          <w:rFonts w:ascii="Times New Roman" w:hAnsi="Times New Roman" w:cs="Times New Roman"/>
+          <w:lang w:val="en-US"/>
+        </w:rPr>
+        <w:t>d</w:t>
       </w:r>
       <w:r>
         <w:rPr>
@@ -8173,6 +8517,7 @@
         </w:rPr>
         <w:t>min</w:t>
       </w:r>
+      <w:proofErr w:type="spellEnd"/>
       <w:r>
         <w:rPr>
           <w:rFonts w:ascii="Times New Roman" w:hAnsi="Times New Roman" w:cs="Times New Roman"/>
@@ -8190,7 +8535,7 @@
     </w:p>
     <w:p>
       <w:pPr>
-        <w:pStyle w:val="Paragrafoelenco"/>
+        <w:pStyle w:val="Lijstalinea"/>
         <w:jc w:val="both"/>
         <w:rPr>
           <w:rFonts w:ascii="Times New Roman" w:hAnsi="Times New Roman" w:cs="Times New Roman"/>
@@ -8268,27 +8613,27 @@
     </w:p>
     <w:p>
       <w:pPr>
-        <w:pStyle w:val="Paragrafoelenco"/>
-        <w:jc w:val="both"/>
-        <w:rPr>
-          <w:rFonts w:ascii="Times New Roman" w:hAnsi="Times New Roman" w:cs="Times New Roman"/>
-          <w:lang w:val="en-US"/>
-        </w:rPr>
-      </w:pPr>
-    </w:p>
-    <w:p>
-      <w:pPr>
-        <w:pStyle w:val="Paragrafoelenco"/>
-        <w:jc w:val="both"/>
-        <w:rPr>
-          <w:rFonts w:ascii="Times New Roman" w:hAnsi="Times New Roman" w:cs="Times New Roman"/>
-          <w:lang w:val="en-US"/>
-        </w:rPr>
-      </w:pPr>
-    </w:p>
-    <w:p>
-      <w:pPr>
-        <w:pStyle w:val="Paragrafoelenco"/>
+        <w:pStyle w:val="Lijstalinea"/>
+        <w:jc w:val="both"/>
+        <w:rPr>
+          <w:rFonts w:ascii="Times New Roman" w:hAnsi="Times New Roman" w:cs="Times New Roman"/>
+          <w:lang w:val="en-US"/>
+        </w:rPr>
+      </w:pPr>
+    </w:p>
+    <w:p>
+      <w:pPr>
+        <w:pStyle w:val="Lijstalinea"/>
+        <w:jc w:val="both"/>
+        <w:rPr>
+          <w:rFonts w:ascii="Times New Roman" w:hAnsi="Times New Roman" w:cs="Times New Roman"/>
+          <w:lang w:val="en-US"/>
+        </w:rPr>
+      </w:pPr>
+    </w:p>
+    <w:p>
+      <w:pPr>
+        <w:pStyle w:val="Lijstalinea"/>
         <w:numPr>
           <w:ilvl w:val="0"/>
           <w:numId w:val="1"/>
@@ -8377,7 +8722,7 @@
     </w:p>
     <w:p>
       <w:pPr>
-        <w:pStyle w:val="Paragrafoelenco"/>
+        <w:pStyle w:val="Lijstalinea"/>
         <w:jc w:val="both"/>
         <w:rPr>
           <w:rFonts w:ascii="Times New Roman" w:hAnsi="Times New Roman" w:cs="Times New Roman"/>
@@ -8455,17 +8800,17 @@
     </w:p>
     <w:p>
       <w:pPr>
-        <w:pStyle w:val="Paragrafoelenco"/>
-        <w:jc w:val="both"/>
-        <w:rPr>
-          <w:rFonts w:ascii="Times New Roman" w:hAnsi="Times New Roman" w:cs="Times New Roman"/>
-          <w:lang w:val="en-US"/>
-        </w:rPr>
-      </w:pPr>
-    </w:p>
-    <w:p>
-      <w:pPr>
-        <w:pStyle w:val="Paragrafoelenco"/>
+        <w:pStyle w:val="Lijstalinea"/>
+        <w:jc w:val="both"/>
+        <w:rPr>
+          <w:rFonts w:ascii="Times New Roman" w:hAnsi="Times New Roman" w:cs="Times New Roman"/>
+          <w:lang w:val="en-US"/>
+        </w:rPr>
+      </w:pPr>
+    </w:p>
+    <w:p>
+      <w:pPr>
+        <w:pStyle w:val="Lijstalinea"/>
         <w:jc w:val="both"/>
         <w:rPr>
           <w:rFonts w:ascii="Times New Roman" w:hAnsi="Times New Roman" w:cs="Times New Roman"/>
@@ -8715,7 +9060,39 @@
           <w:rFonts w:ascii="Times New Roman" w:hAnsi="Times New Roman" w:cs="Times New Roman"/>
           <w:lang w:val="en-US"/>
         </w:rPr>
-        <w:t>The block is received correctly at the (j+1)-th attempt if the first j attempts are rejected and the (j+1)-th one is correct. Since the attempts are independent, this sequence has probability p</w:t>
+        <w:t>The block is received correctly at the (j+1)-</w:t>
+      </w:r>
+      <w:proofErr w:type="spellStart"/>
+      <w:r>
+        <w:rPr>
+          <w:rFonts w:ascii="Times New Roman" w:hAnsi="Times New Roman" w:cs="Times New Roman"/>
+          <w:lang w:val="en-US"/>
+        </w:rPr>
+        <w:t>th</w:t>
+      </w:r>
+      <w:proofErr w:type="spellEnd"/>
+      <w:r>
+        <w:rPr>
+          <w:rFonts w:ascii="Times New Roman" w:hAnsi="Times New Roman" w:cs="Times New Roman"/>
+          <w:lang w:val="en-US"/>
+        </w:rPr>
+        <w:t xml:space="preserve"> attempt if the first j attempts are rejected and the (j+1)-</w:t>
+      </w:r>
+      <w:proofErr w:type="spellStart"/>
+      <w:r>
+        <w:rPr>
+          <w:rFonts w:ascii="Times New Roman" w:hAnsi="Times New Roman" w:cs="Times New Roman"/>
+          <w:lang w:val="en-US"/>
+        </w:rPr>
+        <w:t>th</w:t>
+      </w:r>
+      <w:proofErr w:type="spellEnd"/>
+      <w:r>
+        <w:rPr>
+          <w:rFonts w:ascii="Times New Roman" w:hAnsi="Times New Roman" w:cs="Times New Roman"/>
+          <w:lang w:val="en-US"/>
+        </w:rPr>
+        <w:t xml:space="preserve"> one is correct. Since the attempts are independent, this sequence has probability p</w:t>
       </w:r>
       <w:r>
         <w:rPr>
@@ -8753,7 +9130,23 @@
           <w:rFonts w:ascii="Times New Roman" w:hAnsi="Times New Roman" w:cs="Times New Roman"/>
           <w:lang w:val="en-US"/>
         </w:rPr>
-        <w:t>. These events are mutually exclusive for different j, so with at most i attempts</w:t>
+        <w:t xml:space="preserve">. These events are mutually exclusive for different j, so with at most </w:t>
+      </w:r>
+      <w:proofErr w:type="spellStart"/>
+      <w:r>
+        <w:rPr>
+          <w:rFonts w:ascii="Times New Roman" w:hAnsi="Times New Roman" w:cs="Times New Roman"/>
+          <w:lang w:val="en-US"/>
+        </w:rPr>
+        <w:t>i</w:t>
+      </w:r>
+      <w:proofErr w:type="spellEnd"/>
+      <w:r>
+        <w:rPr>
+          <w:rFonts w:ascii="Times New Roman" w:hAnsi="Times New Roman" w:cs="Times New Roman"/>
+          <w:lang w:val="en-US"/>
+        </w:rPr>
+        <w:t xml:space="preserve"> attempts</w:t>
       </w:r>
     </w:p>
     <w:p>
@@ -8864,7 +9257,7 @@
     </w:p>
     <w:p>
       <w:pPr>
-        <w:pStyle w:val="Paragrafoelenco"/>
+        <w:pStyle w:val="Lijstalinea"/>
         <w:numPr>
           <w:ilvl w:val="0"/>
           <w:numId w:val="1"/>
@@ -8928,7 +9321,7 @@
     </w:p>
     <w:p>
       <w:pPr>
-        <w:pStyle w:val="Paragrafoelenco"/>
+        <w:pStyle w:val="Lijstalinea"/>
         <w:numPr>
           <w:ilvl w:val="0"/>
           <w:numId w:val="1"/>
@@ -9000,7 +9393,7 @@
     </w:p>
     <w:p>
       <w:pPr>
-        <w:pStyle w:val="Paragrafoelenco"/>
+        <w:pStyle w:val="Lijstalinea"/>
         <w:numPr>
           <w:ilvl w:val="0"/>
           <w:numId w:val="1"/>
@@ -9094,7 +9487,39 @@
           <w:rFonts w:ascii="Times New Roman" w:hAnsi="Times New Roman" w:cs="Times New Roman"/>
           <w:lang w:val="en-US"/>
         </w:rPr>
-        <w:t>Figure 4 shows 1 - P(COR, i) for i = 1, 2, 3 as a function of p, for 10</w:t>
+        <w:t xml:space="preserve">Figure 4 shows 1 - P(COR, </w:t>
+      </w:r>
+      <w:proofErr w:type="spellStart"/>
+      <w:r>
+        <w:rPr>
+          <w:rFonts w:ascii="Times New Roman" w:hAnsi="Times New Roman" w:cs="Times New Roman"/>
+          <w:lang w:val="en-US"/>
+        </w:rPr>
+        <w:t>i</w:t>
+      </w:r>
+      <w:proofErr w:type="spellEnd"/>
+      <w:r>
+        <w:rPr>
+          <w:rFonts w:ascii="Times New Roman" w:hAnsi="Times New Roman" w:cs="Times New Roman"/>
+          <w:lang w:val="en-US"/>
+        </w:rPr>
+        <w:t xml:space="preserve">) for </w:t>
+      </w:r>
+      <w:proofErr w:type="spellStart"/>
+      <w:r>
+        <w:rPr>
+          <w:rFonts w:ascii="Times New Roman" w:hAnsi="Times New Roman" w:cs="Times New Roman"/>
+          <w:lang w:val="en-US"/>
+        </w:rPr>
+        <w:t>i</w:t>
+      </w:r>
+      <w:proofErr w:type="spellEnd"/>
+      <w:r>
+        <w:rPr>
+          <w:rFonts w:ascii="Times New Roman" w:hAnsi="Times New Roman" w:cs="Times New Roman"/>
+          <w:lang w:val="en-US"/>
+        </w:rPr>
+        <w:t xml:space="preserve"> = 1, 2, 3 as a function of p, for 10</w:t>
       </w:r>
       <w:r>
         <w:rPr>
@@ -9541,7 +9966,23 @@
           <w:rFonts w:ascii="Times New Roman" w:hAnsi="Times New Roman" w:cs="Times New Roman"/>
           <w:lang w:val="en-US"/>
         </w:rPr>
-        <w:t xml:space="preserve"> is negligible and the failures are almost entirely due to rejections, so 1 - P(COR, i) </w:t>
+        <w:t xml:space="preserve"> is negligible and the failures are almost entirely due to rejections, so 1 - P(COR, </w:t>
+      </w:r>
+      <w:proofErr w:type="spellStart"/>
+      <w:r>
+        <w:rPr>
+          <w:rFonts w:ascii="Times New Roman" w:hAnsi="Times New Roman" w:cs="Times New Roman"/>
+          <w:lang w:val="en-US"/>
+        </w:rPr>
+        <w:t>i</w:t>
+      </w:r>
+      <w:proofErr w:type="spellEnd"/>
+      <w:r>
+        <w:rPr>
+          <w:rFonts w:ascii="Times New Roman" w:hAnsi="Times New Roman" w:cs="Times New Roman"/>
+          <w:lang w:val="en-US"/>
+        </w:rPr>
+        <w:t xml:space="preserve">) </w:t>
       </w:r>
       <m:oMath>
         <m:r>
@@ -9976,7 +10417,39 @@
           <w:rFonts w:ascii="Times New Roman" w:hAnsi="Times New Roman" w:cs="Times New Roman"/>
           <w:lang w:val="en-US"/>
         </w:rPr>
-        <w:t>. With at most i attempts, the same reasoning used for P(COR, i) gives the probability of an undetected error</w:t>
+        <w:t xml:space="preserve">. With at most </w:t>
+      </w:r>
+      <w:proofErr w:type="spellStart"/>
+      <w:r>
+        <w:rPr>
+          <w:rFonts w:ascii="Times New Roman" w:hAnsi="Times New Roman" w:cs="Times New Roman"/>
+          <w:lang w:val="en-US"/>
+        </w:rPr>
+        <w:t>i</w:t>
+      </w:r>
+      <w:proofErr w:type="spellEnd"/>
+      <w:r>
+        <w:rPr>
+          <w:rFonts w:ascii="Times New Roman" w:hAnsi="Times New Roman" w:cs="Times New Roman"/>
+          <w:lang w:val="en-US"/>
+        </w:rPr>
+        <w:t xml:space="preserve"> attempts, the same reasoning used for P(COR, </w:t>
+      </w:r>
+      <w:proofErr w:type="spellStart"/>
+      <w:r>
+        <w:rPr>
+          <w:rFonts w:ascii="Times New Roman" w:hAnsi="Times New Roman" w:cs="Times New Roman"/>
+          <w:lang w:val="en-US"/>
+        </w:rPr>
+        <w:t>i</w:t>
+      </w:r>
+      <w:proofErr w:type="spellEnd"/>
+      <w:r>
+        <w:rPr>
+          <w:rFonts w:ascii="Times New Roman" w:hAnsi="Times New Roman" w:cs="Times New Roman"/>
+          <w:lang w:val="en-US"/>
+        </w:rPr>
+        <w:t>) gives the probability of an undetected error</w:t>
       </w:r>
       <w:r>
         <w:rPr>
@@ -10017,7 +10490,23 @@
           <w:rFonts w:ascii="Times New Roman" w:hAnsi="Times New Roman" w:cs="Times New Roman"/>
           <w:lang w:val="en-US"/>
         </w:rPr>
-        <w:t>since an undetected error occurs at the (j+1)-th attempt if the first</w:t>
+        <w:t>since an undetected error occurs at the (j+1)-</w:t>
+      </w:r>
+      <w:proofErr w:type="spellStart"/>
+      <w:r>
+        <w:rPr>
+          <w:rFonts w:ascii="Times New Roman" w:hAnsi="Times New Roman" w:cs="Times New Roman"/>
+          <w:lang w:val="en-US"/>
+        </w:rPr>
+        <w:t>th</w:t>
+      </w:r>
+      <w:proofErr w:type="spellEnd"/>
+      <w:r>
+        <w:rPr>
+          <w:rFonts w:ascii="Times New Roman" w:hAnsi="Times New Roman" w:cs="Times New Roman"/>
+          <w:lang w:val="en-US"/>
+        </w:rPr>
+        <w:t xml:space="preserve"> attempt if the first</w:t>
       </w:r>
       <w:r>
         <w:rPr>
@@ -10031,23 +10520,55 @@
           <w:rFonts w:ascii="Times New Roman" w:hAnsi="Times New Roman" w:cs="Times New Roman"/>
           <w:lang w:val="en-US"/>
         </w:rPr>
-        <w:t>j attempts are rejected and the (j+1)-th one is accepted although wrong.</w:t>
-      </w:r>
-    </w:p>
-    <w:p>
-      <w:pPr>
-        <w:jc w:val="both"/>
-        <w:rPr>
-          <w:rFonts w:ascii="Times New Roman" w:hAnsi="Times New Roman" w:cs="Times New Roman"/>
-          <w:lang w:val="en-US"/>
-        </w:rPr>
-      </w:pPr>
-      <w:r>
-        <w:rPr>
-          <w:rFonts w:ascii="Times New Roman" w:hAnsi="Times New Roman" w:cs="Times New Roman"/>
-          <w:lang w:val="en-US"/>
-        </w:rPr>
-        <w:t>Do more attempts increase the probability of correct reception? Yes. Going from i to i+1 attempts adds the nonnegative term p</w:t>
+        <w:t>j attempts are rejected and the (j+1)-</w:t>
+      </w:r>
+      <w:proofErr w:type="spellStart"/>
+      <w:r>
+        <w:rPr>
+          <w:rFonts w:ascii="Times New Roman" w:hAnsi="Times New Roman" w:cs="Times New Roman"/>
+          <w:lang w:val="en-US"/>
+        </w:rPr>
+        <w:t>th</w:t>
+      </w:r>
+      <w:proofErr w:type="spellEnd"/>
+      <w:r>
+        <w:rPr>
+          <w:rFonts w:ascii="Times New Roman" w:hAnsi="Times New Roman" w:cs="Times New Roman"/>
+          <w:lang w:val="en-US"/>
+        </w:rPr>
+        <w:t xml:space="preserve"> one is accepted although wrong.</w:t>
+      </w:r>
+    </w:p>
+    <w:p>
+      <w:pPr>
+        <w:jc w:val="both"/>
+        <w:rPr>
+          <w:rFonts w:ascii="Times New Roman" w:hAnsi="Times New Roman" w:cs="Times New Roman"/>
+          <w:lang w:val="en-US"/>
+        </w:rPr>
+      </w:pPr>
+      <w:r>
+        <w:rPr>
+          <w:rFonts w:ascii="Times New Roman" w:hAnsi="Times New Roman" w:cs="Times New Roman"/>
+          <w:lang w:val="en-US"/>
+        </w:rPr>
+        <w:t xml:space="preserve">Do more attempts increase the probability of correct reception? Yes. Going from </w:t>
+      </w:r>
+      <w:proofErr w:type="spellStart"/>
+      <w:r>
+        <w:rPr>
+          <w:rFonts w:ascii="Times New Roman" w:hAnsi="Times New Roman" w:cs="Times New Roman"/>
+          <w:lang w:val="en-US"/>
+        </w:rPr>
+        <w:t>i</w:t>
+      </w:r>
+      <w:proofErr w:type="spellEnd"/>
+      <w:r>
+        <w:rPr>
+          <w:rFonts w:ascii="Times New Roman" w:hAnsi="Times New Roman" w:cs="Times New Roman"/>
+          <w:lang w:val="en-US"/>
+        </w:rPr>
+        <w:t xml:space="preserve"> to i+1 attempts adds the nonnegative term p</w:t>
       </w:r>
       <w:r>
         <w:rPr>
@@ -10187,7 +10708,39 @@
           <w:rFonts w:ascii="Times New Roman" w:hAnsi="Times New Roman" w:cs="Times New Roman"/>
           <w:lang w:val="en-US"/>
         </w:rPr>
-        <w:t>so P(COR, i) increases with i, as also shown in Figure 4. The improvement is large when p</w:t>
+        <w:t xml:space="preserve">so P(COR, </w:t>
+      </w:r>
+      <w:proofErr w:type="spellStart"/>
+      <w:r>
+        <w:rPr>
+          <w:rFonts w:ascii="Times New Roman" w:hAnsi="Times New Roman" w:cs="Times New Roman"/>
+          <w:lang w:val="en-US"/>
+        </w:rPr>
+        <w:t>i</w:t>
+      </w:r>
+      <w:proofErr w:type="spellEnd"/>
+      <w:r>
+        <w:rPr>
+          <w:rFonts w:ascii="Times New Roman" w:hAnsi="Times New Roman" w:cs="Times New Roman"/>
+          <w:lang w:val="en-US"/>
+        </w:rPr>
+        <w:t xml:space="preserve">) increases with </w:t>
+      </w:r>
+      <w:proofErr w:type="spellStart"/>
+      <w:r>
+        <w:rPr>
+          <w:rFonts w:ascii="Times New Roman" w:hAnsi="Times New Roman" w:cs="Times New Roman"/>
+          <w:lang w:val="en-US"/>
+        </w:rPr>
+        <w:t>i</w:t>
+      </w:r>
+      <w:proofErr w:type="spellEnd"/>
+      <w:r>
+        <w:rPr>
+          <w:rFonts w:ascii="Times New Roman" w:hAnsi="Times New Roman" w:cs="Times New Roman"/>
+          <w:lang w:val="en-US"/>
+        </w:rPr>
+        <w:t>, as also shown in Figure 4. The improvement is large when p</w:t>
       </w:r>
       <w:r>
         <w:rPr>
@@ -10225,7 +10778,23 @@
           <w:rFonts w:ascii="Times New Roman" w:hAnsi="Times New Roman" w:cs="Times New Roman"/>
           <w:lang w:val="en-US"/>
         </w:rPr>
-        <w:t xml:space="preserve"> decreases geometrically. As i </w:t>
+        <w:t xml:space="preserve"> decreases geometrically. As </w:t>
+      </w:r>
+      <w:proofErr w:type="spellStart"/>
+      <w:r>
+        <w:rPr>
+          <w:rFonts w:ascii="Times New Roman" w:hAnsi="Times New Roman" w:cs="Times New Roman"/>
+          <w:lang w:val="en-US"/>
+        </w:rPr>
+        <w:t>i</w:t>
+      </w:r>
+      <w:proofErr w:type="spellEnd"/>
+      <w:r>
+        <w:rPr>
+          <w:rFonts w:ascii="Times New Roman" w:hAnsi="Times New Roman" w:cs="Times New Roman"/>
+          <w:lang w:val="en-US"/>
+        </w:rPr>
+        <w:t xml:space="preserve"> </w:t>
       </w:r>
       <w:r>
         <w:rPr>
@@ -10481,7 +11050,23 @@
           <w:rFonts w:ascii="Times New Roman" w:hAnsi="Times New Roman" w:cs="Times New Roman"/>
           <w:lang w:val="en-US"/>
         </w:rPr>
-        <w:t>. An undetected error produces a zero syndrome, so the block is accepted and never retransmitted. Moreover, every additional attempt is a new opportunity for an undetected error, so P(UE, i) also increases with i: at p = 10</w:t>
+        <w:t xml:space="preserve">. An undetected error produces a zero syndrome, so the block is accepted and never retransmitted. Moreover, every additional attempt is a new opportunity for an undetected error, so P(UE, </w:t>
+      </w:r>
+      <w:proofErr w:type="spellStart"/>
+      <w:r>
+        <w:rPr>
+          <w:rFonts w:ascii="Times New Roman" w:hAnsi="Times New Roman" w:cs="Times New Roman"/>
+          <w:lang w:val="en-US"/>
+        </w:rPr>
+        <w:t>i</w:t>
+      </w:r>
+      <w:proofErr w:type="spellEnd"/>
+      <w:r>
+        <w:rPr>
+          <w:rFonts w:ascii="Times New Roman" w:hAnsi="Times New Roman" w:cs="Times New Roman"/>
+          <w:lang w:val="en-US"/>
+        </w:rPr>
+        <w:t>) also increases with i: at p = 10</w:t>
       </w:r>
       <w:r>
         <w:rPr>
@@ -10525,7 +11110,23 @@
           <w:rFonts w:ascii="Times New Roman" w:hAnsi="Times New Roman" w:cs="Times New Roman"/>
           <w:lang w:val="en-US"/>
         </w:rPr>
-        <w:t xml:space="preserve"> with i = 1 to 1.3</w:t>
+        <w:t xml:space="preserve"> with </w:t>
+      </w:r>
+      <w:proofErr w:type="spellStart"/>
+      <w:r>
+        <w:rPr>
+          <w:rFonts w:ascii="Times New Roman" w:hAnsi="Times New Roman" w:cs="Times New Roman"/>
+          <w:lang w:val="en-US"/>
+        </w:rPr>
+        <w:t>i</w:t>
+      </w:r>
+      <w:proofErr w:type="spellEnd"/>
+      <w:r>
+        <w:rPr>
+          <w:rFonts w:ascii="Times New Roman" w:hAnsi="Times New Roman" w:cs="Times New Roman"/>
+          <w:lang w:val="en-US"/>
+        </w:rPr>
+        <w:t xml:space="preserve"> = 1 to 1.3</w:t>
       </w:r>
       <w:r>
         <w:rPr>
@@ -10554,7 +11155,23 @@
           <w:rFonts w:ascii="Times New Roman" w:hAnsi="Times New Roman" w:cs="Times New Roman"/>
           <w:lang w:val="en-US"/>
         </w:rPr>
-        <w:t xml:space="preserve"> with i = 2 and 1.7</w:t>
+        <w:t xml:space="preserve"> with </w:t>
+      </w:r>
+      <w:proofErr w:type="spellStart"/>
+      <w:r>
+        <w:rPr>
+          <w:rFonts w:ascii="Times New Roman" w:hAnsi="Times New Roman" w:cs="Times New Roman"/>
+          <w:lang w:val="en-US"/>
+        </w:rPr>
+        <w:t>i</w:t>
+      </w:r>
+      <w:proofErr w:type="spellEnd"/>
+      <w:r>
+        <w:rPr>
+          <w:rFonts w:ascii="Times New Roman" w:hAnsi="Times New Roman" w:cs="Times New Roman"/>
+          <w:lang w:val="en-US"/>
+        </w:rPr>
+        <w:t xml:space="preserve"> = 2 and 1.7</w:t>
       </w:r>
       <w:r>
         <w:rPr>
@@ -10583,7 +11200,23 @@
           <w:rFonts w:ascii="Times New Roman" w:hAnsi="Times New Roman" w:cs="Times New Roman"/>
           <w:lang w:val="en-US"/>
         </w:rPr>
-        <w:t xml:space="preserve"> with i = 3, up to the limit p</w:t>
+        <w:t xml:space="preserve"> with </w:t>
+      </w:r>
+      <w:proofErr w:type="spellStart"/>
+      <w:r>
+        <w:rPr>
+          <w:rFonts w:ascii="Times New Roman" w:hAnsi="Times New Roman" w:cs="Times New Roman"/>
+          <w:lang w:val="en-US"/>
+        </w:rPr>
+        <w:t>i</w:t>
+      </w:r>
+      <w:proofErr w:type="spellEnd"/>
+      <w:r>
+        <w:rPr>
+          <w:rFonts w:ascii="Times New Roman" w:hAnsi="Times New Roman" w:cs="Times New Roman"/>
+          <w:lang w:val="en-US"/>
+        </w:rPr>
+        <w:t xml:space="preserve"> = 3, up to the limit p</w:t>
       </w:r>
       <w:r>
         <w:rPr>
@@ -10683,12 +11316,21 @@
         </w:rPr>
         <w:t xml:space="preserve"> for </w:t>
       </w:r>
-      <w:r>
-        <w:rPr>
-          <w:rFonts w:ascii="Times New Roman" w:hAnsi="Times New Roman" w:cs="Times New Roman"/>
-          <w:lang w:val="en-US"/>
-        </w:rPr>
-        <w:t xml:space="preserve">i </w:t>
+      <w:proofErr w:type="spellStart"/>
+      <w:r>
+        <w:rPr>
+          <w:rFonts w:ascii="Times New Roman" w:hAnsi="Times New Roman" w:cs="Times New Roman"/>
+          <w:lang w:val="en-US"/>
+        </w:rPr>
+        <w:t>i</w:t>
+      </w:r>
+      <w:proofErr w:type="spellEnd"/>
+      <w:r>
+        <w:rPr>
+          <w:rFonts w:ascii="Times New Roman" w:hAnsi="Times New Roman" w:cs="Times New Roman"/>
+          <w:lang w:val="en-US"/>
+        </w:rPr>
+        <w:t xml:space="preserve"> </w:t>
       </w:r>
       <w:r>
         <w:rPr>
@@ -10732,7 +11374,15 @@
           <w:rFonts w:ascii="Times New Roman" w:hAnsi="Times New Roman" w:cs="Times New Roman"/>
           <w:lang w:val="en-US"/>
         </w:rPr>
-        <w:t>larger d</w:t>
+        <w:t xml:space="preserve">larger </w:t>
+      </w:r>
+      <w:proofErr w:type="spellStart"/>
+      <w:r>
+        <w:rPr>
+          <w:rFonts w:ascii="Times New Roman" w:hAnsi="Times New Roman" w:cs="Times New Roman"/>
+          <w:lang w:val="en-US"/>
+        </w:rPr>
+        <w:t>d</w:t>
       </w:r>
       <w:r>
         <w:rPr>
@@ -10742,6 +11392,7 @@
         </w:rPr>
         <w:t>min</w:t>
       </w:r>
+      <w:proofErr w:type="spellEnd"/>
       <w:r>
         <w:rPr>
           <w:rFonts w:ascii="Times New Roman" w:hAnsi="Times New Roman" w:cs="Times New Roman"/>
@@ -10801,7 +11452,71 @@
           <w:rFonts w:ascii="Times New Roman" w:hAnsi="Times New Roman" w:cs="Times New Roman"/>
           <w:lang w:val="en-US"/>
         </w:rPr>
-        <w:t>Let N be the number of transmissions actually performed with at most i attempts. The procedure stops at attempt j &lt; i if the first j-1 attempts are rejected and the j-th one is accepted (correctly or not), while it reaches attempt i whenever the first i-1 attempts are rejected, whatever the outcome of the last one:</w:t>
+        <w:t xml:space="preserve">Let N be the number of transmissions actually performed with at most </w:t>
+      </w:r>
+      <w:proofErr w:type="spellStart"/>
+      <w:r>
+        <w:rPr>
+          <w:rFonts w:ascii="Times New Roman" w:hAnsi="Times New Roman" w:cs="Times New Roman"/>
+          <w:lang w:val="en-US"/>
+        </w:rPr>
+        <w:t>i</w:t>
+      </w:r>
+      <w:proofErr w:type="spellEnd"/>
+      <w:r>
+        <w:rPr>
+          <w:rFonts w:ascii="Times New Roman" w:hAnsi="Times New Roman" w:cs="Times New Roman"/>
+          <w:lang w:val="en-US"/>
+        </w:rPr>
+        <w:t xml:space="preserve"> attempts. The procedure stops at attempt j &lt; </w:t>
+      </w:r>
+      <w:proofErr w:type="spellStart"/>
+      <w:r>
+        <w:rPr>
+          <w:rFonts w:ascii="Times New Roman" w:hAnsi="Times New Roman" w:cs="Times New Roman"/>
+          <w:lang w:val="en-US"/>
+        </w:rPr>
+        <w:t>i</w:t>
+      </w:r>
+      <w:proofErr w:type="spellEnd"/>
+      <w:r>
+        <w:rPr>
+          <w:rFonts w:ascii="Times New Roman" w:hAnsi="Times New Roman" w:cs="Times New Roman"/>
+          <w:lang w:val="en-US"/>
+        </w:rPr>
+        <w:t xml:space="preserve"> if the first j-1 attempts are rejected and the j-</w:t>
+      </w:r>
+      <w:proofErr w:type="spellStart"/>
+      <w:r>
+        <w:rPr>
+          <w:rFonts w:ascii="Times New Roman" w:hAnsi="Times New Roman" w:cs="Times New Roman"/>
+          <w:lang w:val="en-US"/>
+        </w:rPr>
+        <w:t>th</w:t>
+      </w:r>
+      <w:proofErr w:type="spellEnd"/>
+      <w:r>
+        <w:rPr>
+          <w:rFonts w:ascii="Times New Roman" w:hAnsi="Times New Roman" w:cs="Times New Roman"/>
+          <w:lang w:val="en-US"/>
+        </w:rPr>
+        <w:t xml:space="preserve"> one is accepted (correctly or not), while it reaches attempt </w:t>
+      </w:r>
+      <w:proofErr w:type="spellStart"/>
+      <w:r>
+        <w:rPr>
+          <w:rFonts w:ascii="Times New Roman" w:hAnsi="Times New Roman" w:cs="Times New Roman"/>
+          <w:lang w:val="en-US"/>
+        </w:rPr>
+        <w:t>i</w:t>
+      </w:r>
+      <w:proofErr w:type="spellEnd"/>
+      <w:r>
+        <w:rPr>
+          <w:rFonts w:ascii="Times New Roman" w:hAnsi="Times New Roman" w:cs="Times New Roman"/>
+          <w:lang w:val="en-US"/>
+        </w:rPr>
+        <w:t xml:space="preserve"> whenever the first i-1 attempts are rejected, whatever the outcome of the last one:</w:t>
       </w:r>
     </w:p>
     <w:p>
@@ -10974,7 +11689,7 @@
     </w:p>
     <w:p>
       <w:pPr>
-        <w:pStyle w:val="Paragrafoelenco"/>
+        <w:pStyle w:val="Lijstalinea"/>
         <w:numPr>
           <w:ilvl w:val="0"/>
           <w:numId w:val="2"/>
@@ -10985,12 +11700,21 @@
           <w:lang w:val="en-US"/>
         </w:rPr>
       </w:pPr>
-      <w:r>
-        <w:rPr>
-          <w:rFonts w:ascii="Times New Roman" w:hAnsi="Times New Roman" w:cs="Times New Roman"/>
-          <w:lang w:val="en-US"/>
-        </w:rPr>
-        <w:t>i=1: one transmission is always performed, so</w:t>
+      <w:proofErr w:type="spellStart"/>
+      <w:r>
+        <w:rPr>
+          <w:rFonts w:ascii="Times New Roman" w:hAnsi="Times New Roman" w:cs="Times New Roman"/>
+          <w:lang w:val="en-US"/>
+        </w:rPr>
+        <w:t>i</w:t>
+      </w:r>
+      <w:proofErr w:type="spellEnd"/>
+      <w:r>
+        <w:rPr>
+          <w:rFonts w:ascii="Times New Roman" w:hAnsi="Times New Roman" w:cs="Times New Roman"/>
+          <w:lang w:val="en-US"/>
+        </w:rPr>
+        <w:t>=1: one transmission is always performed, so</w:t>
       </w:r>
       <w:r>
         <w:rPr>
@@ -11023,7 +11747,7 @@
     </w:p>
     <w:p>
       <w:pPr>
-        <w:pStyle w:val="Paragrafoelenco"/>
+        <w:pStyle w:val="Lijstalinea"/>
         <w:numPr>
           <w:ilvl w:val="0"/>
           <w:numId w:val="2"/>
@@ -11034,12 +11758,21 @@
           <w:lang w:val="en-US"/>
         </w:rPr>
       </w:pPr>
-      <w:r>
-        <w:rPr>
-          <w:rFonts w:ascii="Times New Roman" w:hAnsi="Times New Roman" w:cs="Times New Roman"/>
-          <w:lang w:val="en-US"/>
-        </w:rPr>
-        <w:t>i=2:</w:t>
+      <w:proofErr w:type="spellStart"/>
+      <w:r>
+        <w:rPr>
+          <w:rFonts w:ascii="Times New Roman" w:hAnsi="Times New Roman" w:cs="Times New Roman"/>
+          <w:lang w:val="en-US"/>
+        </w:rPr>
+        <w:t>i</w:t>
+      </w:r>
+      <w:proofErr w:type="spellEnd"/>
+      <w:r>
+        <w:rPr>
+          <w:rFonts w:ascii="Times New Roman" w:hAnsi="Times New Roman" w:cs="Times New Roman"/>
+          <w:lang w:val="en-US"/>
+        </w:rPr>
+        <w:t>=2:</w:t>
       </w:r>
       <w:r>
         <w:rPr>
@@ -11151,7 +11884,7 @@
     </w:p>
     <w:p>
       <w:pPr>
-        <w:pStyle w:val="Paragrafoelenco"/>
+        <w:pStyle w:val="Lijstalinea"/>
         <w:jc w:val="center"/>
         <w:rPr>
           <w:rFonts w:ascii="Times New Roman" w:hAnsi="Times New Roman" w:cs="Times New Roman"/>
@@ -11248,7 +11981,7 @@
     </w:p>
     <w:p>
       <w:pPr>
-        <w:pStyle w:val="Paragrafoelenco"/>
+        <w:pStyle w:val="Lijstalinea"/>
         <w:numPr>
           <w:ilvl w:val="0"/>
           <w:numId w:val="2"/>
@@ -11259,13 +11992,22 @@
           <w:lang w:val="en-US"/>
         </w:rPr>
       </w:pPr>
+      <w:proofErr w:type="spellStart"/>
       <w:r>
         <w:rPr>
           <w:rFonts w:ascii="Times New Roman" w:hAnsi="Times New Roman" w:cs="Times New Roman"/>
           <w:lang w:val="en-US"/>
         </w:rPr>
         <w:lastRenderedPageBreak/>
-        <w:t>i=3:</w:t>
+        <w:t>i</w:t>
+      </w:r>
+      <w:proofErr w:type="spellEnd"/>
+      <w:r>
+        <w:rPr>
+          <w:rFonts w:ascii="Times New Roman" w:hAnsi="Times New Roman" w:cs="Times New Roman"/>
+          <w:lang w:val="en-US"/>
+        </w:rPr>
+        <w:t>=3:</w:t>
       </w:r>
       <w:r>
         <w:rPr>
@@ -11408,7 +12150,7 @@
     </w:p>
     <w:p>
       <w:pPr>
-        <w:pStyle w:val="Paragrafoelenco"/>
+        <w:pStyle w:val="Lijstalinea"/>
         <w:jc w:val="center"/>
         <w:rPr>
           <w:rFonts w:ascii="Times New Roman" w:hAnsi="Times New Roman" w:cs="Times New Roman"/>
@@ -11573,7 +12315,7 @@
     </w:p>
     <w:p>
       <w:pPr>
-        <w:pStyle w:val="Paragrafoelenco"/>
+        <w:pStyle w:val="Lijstalinea"/>
         <w:jc w:val="center"/>
         <w:rPr>
           <w:rFonts w:ascii="Times New Roman" w:hAnsi="Times New Roman" w:cs="Times New Roman"/>
@@ -11881,12 +12623,21 @@
         </w:rPr>
         <w:t xml:space="preserve">which agrees with the three cases above. As </w:t>
       </w:r>
-      <w:r>
-        <w:rPr>
-          <w:rFonts w:ascii="Times New Roman" w:hAnsi="Times New Roman" w:cs="Times New Roman"/>
-          <w:lang w:val="en-US"/>
-        </w:rPr>
-        <w:t xml:space="preserve">i </w:t>
+      <w:proofErr w:type="spellStart"/>
+      <w:r>
+        <w:rPr>
+          <w:rFonts w:ascii="Times New Roman" w:hAnsi="Times New Roman" w:cs="Times New Roman"/>
+          <w:lang w:val="en-US"/>
+        </w:rPr>
+        <w:t>i</w:t>
+      </w:r>
+      <w:proofErr w:type="spellEnd"/>
+      <w:r>
+        <w:rPr>
+          <w:rFonts w:ascii="Times New Roman" w:hAnsi="Times New Roman" w:cs="Times New Roman"/>
+          <w:lang w:val="en-US"/>
+        </w:rPr>
+        <w:t xml:space="preserve"> </w:t>
       </w:r>
       <w:r>
         <w:rPr>
@@ -12038,7 +12789,7 @@
     </w:p>
     <w:tbl>
       <w:tblPr>
-        <w:tblStyle w:val="Grigliatabella"/>
+        <w:tblStyle w:val="Tabelraster"/>
         <w:tblW w:w="0" w:type="auto"/>
         <w:tblLook w:val="04A0" w:firstRow="1" w:lastRow="0" w:firstColumn="1" w:lastColumn="0" w:noHBand="0" w:noVBand="1"/>
       </w:tblPr>
@@ -12125,6 +12876,7 @@
                 <w:lang w:val="en-US"/>
               </w:rPr>
             </w:pPr>
+            <w:proofErr w:type="spellStart"/>
             <w:r>
               <w:rPr>
                 <w:rFonts w:ascii="Times New Roman" w:hAnsi="Times New Roman" w:cs="Times New Roman"/>
@@ -12132,49 +12884,45 @@
                 <w:bCs/>
                 <w:lang w:val="en-US"/>
               </w:rPr>
-              <w:t>i=1</w:t>
-            </w:r>
-          </w:p>
-        </w:tc>
-        <w:tc>
-          <w:tcPr>
-            <w:tcW w:w="1605" w:type="dxa"/>
-          </w:tcPr>
-          <w:p>
-            <w:pPr>
-              <w:jc w:val="center"/>
+              <w:t>i</w:t>
+            </w:r>
+            <w:proofErr w:type="spellEnd"/>
+            <w:r>
               <w:rPr>
                 <w:rFonts w:ascii="Times New Roman" w:hAnsi="Times New Roman" w:cs="Times New Roman"/>
                 <w:b/>
                 <w:bCs/>
                 <w:lang w:val="en-US"/>
               </w:rPr>
-            </w:pPr>
-            <w:r>
+              <w:t>=1</w:t>
+            </w:r>
+          </w:p>
+        </w:tc>
+        <w:tc>
+          <w:tcPr>
+            <w:tcW w:w="1605" w:type="dxa"/>
+          </w:tcPr>
+          <w:p>
+            <w:pPr>
+              <w:jc w:val="center"/>
               <w:rPr>
                 <w:rFonts w:ascii="Times New Roman" w:hAnsi="Times New Roman" w:cs="Times New Roman"/>
                 <w:b/>
                 <w:bCs/>
                 <w:lang w:val="en-US"/>
               </w:rPr>
-              <w:t>i=2</w:t>
-            </w:r>
-          </w:p>
-        </w:tc>
-        <w:tc>
-          <w:tcPr>
-            <w:tcW w:w="1605" w:type="dxa"/>
-          </w:tcPr>
-          <w:p>
-            <w:pPr>
-              <w:jc w:val="center"/>
+            </w:pPr>
+            <w:proofErr w:type="spellStart"/>
+            <w:r>
               <w:rPr>
                 <w:rFonts w:ascii="Times New Roman" w:hAnsi="Times New Roman" w:cs="Times New Roman"/>
                 <w:b/>
                 <w:bCs/>
                 <w:lang w:val="en-US"/>
               </w:rPr>
-            </w:pPr>
+              <w:t>i</w:t>
+            </w:r>
+            <w:proofErr w:type="spellEnd"/>
             <w:r>
               <w:rPr>
                 <w:rFonts w:ascii="Times New Roman" w:hAnsi="Times New Roman" w:cs="Times New Roman"/>
@@ -12182,7 +12930,7 @@
                 <w:bCs/>
                 <w:lang w:val="en-US"/>
               </w:rPr>
-              <w:t>i=3</w:t>
+              <w:t>=2</w:t>
             </w:r>
           </w:p>
         </w:tc>
@@ -12200,6 +12948,7 @@
                 <w:lang w:val="en-US"/>
               </w:rPr>
             </w:pPr>
+            <w:proofErr w:type="spellStart"/>
             <w:r>
               <w:rPr>
                 <w:rFonts w:ascii="Times New Roman" w:hAnsi="Times New Roman" w:cs="Times New Roman"/>
@@ -12207,7 +12956,53 @@
                 <w:bCs/>
                 <w:lang w:val="en-US"/>
               </w:rPr>
-              <w:t xml:space="preserve">i </w:t>
+              <w:t>i</w:t>
+            </w:r>
+            <w:proofErr w:type="spellEnd"/>
+            <w:r>
+              <w:rPr>
+                <w:rFonts w:ascii="Times New Roman" w:hAnsi="Times New Roman" w:cs="Times New Roman"/>
+                <w:b/>
+                <w:bCs/>
+                <w:lang w:val="en-US"/>
+              </w:rPr>
+              <w:t>=3</w:t>
+            </w:r>
+          </w:p>
+        </w:tc>
+        <w:tc>
+          <w:tcPr>
+            <w:tcW w:w="1605" w:type="dxa"/>
+          </w:tcPr>
+          <w:p>
+            <w:pPr>
+              <w:jc w:val="center"/>
+              <w:rPr>
+                <w:rFonts w:ascii="Times New Roman" w:hAnsi="Times New Roman" w:cs="Times New Roman"/>
+                <w:b/>
+                <w:bCs/>
+                <w:lang w:val="en-US"/>
+              </w:rPr>
+            </w:pPr>
+            <w:proofErr w:type="spellStart"/>
+            <w:r>
+              <w:rPr>
+                <w:rFonts w:ascii="Times New Roman" w:hAnsi="Times New Roman" w:cs="Times New Roman"/>
+                <w:b/>
+                <w:bCs/>
+                <w:lang w:val="en-US"/>
+              </w:rPr>
+              <w:t>i</w:t>
+            </w:r>
+            <w:proofErr w:type="spellEnd"/>
+            <w:r>
+              <w:rPr>
+                <w:rFonts w:ascii="Times New Roman" w:hAnsi="Times New Roman" w:cs="Times New Roman"/>
+                <w:b/>
+                <w:bCs/>
+                <w:lang w:val="en-US"/>
+              </w:rPr>
+              <w:t xml:space="preserve"> </w:t>
             </w:r>
             <w:r>
               <w:rPr>
@@ -12618,12 +13413,21 @@
         </w:rPr>
         <w:t xml:space="preserve"> almost three transmissions per block are needed on average for </w:t>
       </w:r>
-      <w:r>
-        <w:rPr>
-          <w:rFonts w:ascii="Times New Roman" w:hAnsi="Times New Roman" w:cs="Times New Roman"/>
-          <w:lang w:val="en-US"/>
-        </w:rPr>
-        <w:t xml:space="preserve">i </w:t>
+      <w:proofErr w:type="spellStart"/>
+      <w:r>
+        <w:rPr>
+          <w:rFonts w:ascii="Times New Roman" w:hAnsi="Times New Roman" w:cs="Times New Roman"/>
+          <w:lang w:val="en-US"/>
+        </w:rPr>
+        <w:t>i</w:t>
+      </w:r>
+      <w:proofErr w:type="spellEnd"/>
+      <w:r>
+        <w:rPr>
+          <w:rFonts w:ascii="Times New Roman" w:hAnsi="Times New Roman" w:cs="Times New Roman"/>
+          <w:lang w:val="en-US"/>
+        </w:rPr>
+        <w:t xml:space="preserve"> </w:t>
       </w:r>
       <w:r>
         <w:rPr>
@@ -13460,7 +14264,7 @@
     </w:p>
     <w:tbl>
       <w:tblPr>
-        <w:tblStyle w:val="Grigliatabella"/>
+        <w:tblStyle w:val="Tabelraster"/>
         <w:tblW w:w="0" w:type="auto"/>
         <w:tblLook w:val="04A0" w:firstRow="1" w:lastRow="0" w:firstColumn="1" w:lastColumn="0" w:noHBand="0" w:noVBand="1"/>
       </w:tblPr>
@@ -13586,6 +14390,7 @@
                 <w:lang w:val="en-US"/>
               </w:rPr>
             </w:pPr>
+            <w:proofErr w:type="spellStart"/>
             <w:r>
               <w:rPr>
                 <w:rFonts w:ascii="Times New Roman" w:hAnsi="Times New Roman" w:cs="Times New Roman"/>
@@ -13605,6 +14410,7 @@
               </w:rPr>
               <w:t>H</w:t>
             </w:r>
+            <w:proofErr w:type="spellEnd"/>
             <w:r>
               <w:rPr>
                 <w:rFonts w:ascii="Times New Roman" w:hAnsi="Times New Roman" w:cs="Times New Roman"/>
@@ -14411,7 +15217,23 @@
           <w:rFonts w:ascii="Times New Roman" w:hAnsi="Times New Roman" w:cs="Times New Roman"/>
           <w:lang w:val="en-US"/>
         </w:rPr>
-        <w:t xml:space="preserve"> = 0 for all other values of i. As expected, </w:t>
+        <w:t xml:space="preserve"> = 0 for all other values of </w:t>
+      </w:r>
+      <w:proofErr w:type="spellStart"/>
+      <w:r>
+        <w:rPr>
+          <w:rFonts w:ascii="Times New Roman" w:hAnsi="Times New Roman" w:cs="Times New Roman"/>
+          <w:lang w:val="en-US"/>
+        </w:rPr>
+        <w:t>i</w:t>
+      </w:r>
+      <w:proofErr w:type="spellEnd"/>
+      <w:r>
+        <w:rPr>
+          <w:rFonts w:ascii="Times New Roman" w:hAnsi="Times New Roman" w:cs="Times New Roman"/>
+          <w:lang w:val="en-US"/>
+        </w:rPr>
+        <w:t xml:space="preserve">. As expected, </w:t>
       </w:r>
       <m:oMath>
         <m:nary>
@@ -14517,7 +15339,15 @@
           <w:rFonts w:ascii="Times New Roman" w:hAnsi="Times New Roman" w:cs="Times New Roman"/>
           <w:lang w:val="en-US"/>
         </w:rPr>
-        <w:t>The minimum Hamming weight of the nonzero codewords is 4, so d</w:t>
+        <w:t xml:space="preserve">The minimum Hamming weight of the nonzero codewords is 4, so </w:t>
+      </w:r>
+      <w:proofErr w:type="spellStart"/>
+      <w:r>
+        <w:rPr>
+          <w:rFonts w:ascii="Times New Roman" w:hAnsi="Times New Roman" w:cs="Times New Roman"/>
+          <w:lang w:val="en-US"/>
+        </w:rPr>
+        <w:t>d</w:t>
       </w:r>
       <w:r>
         <w:rPr>
@@ -14527,6 +15357,7 @@
         </w:rPr>
         <w:t>min</w:t>
       </w:r>
+      <w:proofErr w:type="spellEnd"/>
       <w:r>
         <w:rPr>
           <w:rFonts w:ascii="Times New Roman" w:hAnsi="Times New Roman" w:cs="Times New Roman"/>
@@ -14537,7 +15368,7 @@
     </w:p>
     <w:p>
       <w:pPr>
-        <w:pStyle w:val="Paragrafoelenco"/>
+        <w:pStyle w:val="Lijstalinea"/>
         <w:numPr>
           <w:ilvl w:val="0"/>
           <w:numId w:val="2"/>
@@ -14572,7 +15403,7 @@
     </w:p>
     <w:p>
       <w:pPr>
-        <w:pStyle w:val="Paragrafoelenco"/>
+        <w:pStyle w:val="Lijstalinea"/>
         <w:numPr>
           <w:ilvl w:val="0"/>
           <w:numId w:val="2"/>
@@ -14617,7 +15448,15 @@
           <w:rFonts w:ascii="Times New Roman" w:hAnsi="Times New Roman" w:cs="Times New Roman"/>
           <w:lang w:val="en-US"/>
         </w:rPr>
-        <w:t xml:space="preserve"> + D</w:t>
+        <w:t xml:space="preserve"> + </w:t>
+      </w:r>
+      <w:proofErr w:type="spellStart"/>
+      <w:r>
+        <w:rPr>
+          <w:rFonts w:ascii="Times New Roman" w:hAnsi="Times New Roman" w:cs="Times New Roman"/>
+          <w:lang w:val="en-US"/>
+        </w:rPr>
+        <w:t>D</w:t>
       </w:r>
       <w:r>
         <w:rPr>
@@ -14625,7 +15464,16 @@
           <w:vertAlign w:val="superscript"/>
           <w:lang w:val="en-US"/>
         </w:rPr>
-        <w:t xml:space="preserve">j </w:t>
+        <w:t>j</w:t>
+      </w:r>
+      <w:proofErr w:type="spellEnd"/>
+      <w:r>
+        <w:rPr>
+          <w:rFonts w:ascii="Times New Roman" w:hAnsi="Times New Roman" w:cs="Times New Roman"/>
+          <w:vertAlign w:val="superscript"/>
+          <w:lang w:val="en-US"/>
+        </w:rPr>
+        <w:t xml:space="preserve"> </w:t>
       </w:r>
       <w:r>
         <w:rPr>
@@ -14696,7 +15544,23 @@
           <w:rFonts w:ascii="Times New Roman" w:hAnsi="Times New Roman" w:cs="Times New Roman"/>
           <w:lang w:val="en-US"/>
         </w:rPr>
-        <w:t>k = 11. The weight distributions are reported in Table 6. Only even weights are shown, since Ai = 0 for every odd i and every value of k.</w:t>
+        <w:t xml:space="preserve">k = 11. The weight distributions are reported in Table 6. Only even weights are shown, since Ai = 0 for every odd </w:t>
+      </w:r>
+      <w:proofErr w:type="spellStart"/>
+      <w:r>
+        <w:rPr>
+          <w:rFonts w:ascii="Times New Roman" w:hAnsi="Times New Roman" w:cs="Times New Roman"/>
+          <w:lang w:val="en-US"/>
+        </w:rPr>
+        <w:t>i</w:t>
+      </w:r>
+      <w:proofErr w:type="spellEnd"/>
+      <w:r>
+        <w:rPr>
+          <w:rFonts w:ascii="Times New Roman" w:hAnsi="Times New Roman" w:cs="Times New Roman"/>
+          <w:lang w:val="en-US"/>
+        </w:rPr>
+        <w:t xml:space="preserve"> and every value of k.</w:t>
       </w:r>
     </w:p>
     <w:p>
@@ -14737,7 +15601,7 @@
     </w:p>
     <w:tbl>
       <w:tblPr>
-        <w:tblStyle w:val="Grigliatabella"/>
+        <w:tblStyle w:val="Tabelraster"/>
         <w:tblW w:w="0" w:type="auto"/>
         <w:tblLook w:val="04A0" w:firstRow="1" w:lastRow="0" w:firstColumn="1" w:lastColumn="0" w:noHBand="0" w:noVBand="1"/>
       </w:tblPr>
@@ -14821,6 +15685,7 @@
                 <w:lang w:val="en-US"/>
               </w:rPr>
             </w:pPr>
+            <w:proofErr w:type="spellStart"/>
             <w:r>
               <w:rPr>
                 <w:rFonts w:ascii="Times New Roman" w:hAnsi="Times New Roman" w:cs="Times New Roman"/>
@@ -14840,6 +15705,7 @@
               </w:rPr>
               <w:t>min</w:t>
             </w:r>
+            <w:proofErr w:type="spellEnd"/>
           </w:p>
         </w:tc>
         <w:tc>
@@ -17819,7 +18685,23 @@
           <w:rFonts w:ascii="Times New Roman" w:hAnsi="Times New Roman" w:cs="Times New Roman"/>
           <w:lang w:val="en-US"/>
         </w:rPr>
-        <w:t xml:space="preserve"> = 4: the code detects all error patterns of weight 1, 2 and 3. As k grows, the number of codewords grows as 2</w:t>
+        <w:t xml:space="preserve"> = 4: the code detects all error patterns of weight 1, 2 and 3. </w:t>
+      </w:r>
+      <w:proofErr w:type="spellStart"/>
+      <w:r>
+        <w:rPr>
+          <w:rFonts w:ascii="Times New Roman" w:hAnsi="Times New Roman" w:cs="Times New Roman"/>
+          <w:lang w:val="en-US"/>
+        </w:rPr>
+        <w:t>As k</w:t>
+      </w:r>
+      <w:proofErr w:type="spellEnd"/>
+      <w:r>
+        <w:rPr>
+          <w:rFonts w:ascii="Times New Roman" w:hAnsi="Times New Roman" w:cs="Times New Roman"/>
+          <w:lang w:val="en-US"/>
+        </w:rPr>
+        <w:t xml:space="preserve"> grows, the number of codewords grows as 2</w:t>
       </w:r>
       <w:r>
         <w:rPr>
@@ -17892,7 +18774,15 @@
           <w:rFonts w:ascii="Times New Roman" w:hAnsi="Times New Roman" w:cs="Times New Roman"/>
           <w:lang w:val="en-US"/>
         </w:rPr>
-        <w:t>and the minimum distance drops to d</w:t>
+        <w:t xml:space="preserve">and the minimum distance drops to </w:t>
+      </w:r>
+      <w:proofErr w:type="spellStart"/>
+      <w:r>
+        <w:rPr>
+          <w:rFonts w:ascii="Times New Roman" w:hAnsi="Times New Roman" w:cs="Times New Roman"/>
+          <w:lang w:val="en-US"/>
+        </w:rPr>
+        <w:t>d</w:t>
       </w:r>
       <w:r>
         <w:rPr>
@@ -17910,6 +18800,7 @@
         </w:rPr>
         <w:t>n</w:t>
       </w:r>
+      <w:proofErr w:type="spellEnd"/>
       <w:r>
         <w:rPr>
           <w:rFonts w:ascii="Times New Roman" w:hAnsi="Times New Roman" w:cs="Times New Roman"/>
@@ -17946,7 +18837,15 @@
           <w:rFonts w:ascii="Times New Roman" w:hAnsi="Times New Roman" w:cs="Times New Roman"/>
           <w:lang w:val="en-US"/>
         </w:rPr>
-        <w:t xml:space="preserve"> + D</w:t>
+        <w:t xml:space="preserve"> + </w:t>
+      </w:r>
+      <w:proofErr w:type="spellStart"/>
+      <w:r>
+        <w:rPr>
+          <w:rFonts w:ascii="Times New Roman" w:hAnsi="Times New Roman" w:cs="Times New Roman"/>
+          <w:lang w:val="en-US"/>
+        </w:rPr>
+        <w:t>D</w:t>
       </w:r>
       <w:r>
         <w:rPr>
@@ -17956,6 +18855,7 @@
         </w:rPr>
         <w:t>j</w:t>
       </w:r>
+      <w:proofErr w:type="spellEnd"/>
       <w:r>
         <w:rPr>
           <w:rFonts w:ascii="Times New Roman" w:hAnsi="Times New Roman" w:cs="Times New Roman"/>
@@ -18012,7 +18912,7 @@
     </w:p>
     <w:p>
       <w:pPr>
-        <w:pStyle w:val="Paragrafoelenco"/>
+        <w:pStyle w:val="Lijstalinea"/>
         <w:numPr>
           <w:ilvl w:val="0"/>
           <w:numId w:val="4"/>
@@ -18047,7 +18947,7 @@
     </w:p>
     <w:p>
       <w:pPr>
-        <w:pStyle w:val="Paragrafoelenco"/>
+        <w:pStyle w:val="Lijstalinea"/>
         <w:numPr>
           <w:ilvl w:val="0"/>
           <w:numId w:val="4"/>
@@ -18079,6 +18979,7 @@
         </w:rPr>
         <w:t xml:space="preserve"> We can write e(D) = </w:t>
       </w:r>
+      <w:proofErr w:type="spellStart"/>
       <w:r>
         <w:rPr>
           <w:rFonts w:ascii="Times New Roman" w:hAnsi="Times New Roman" w:cs="Times New Roman"/>
@@ -18094,6 +18995,7 @@
         </w:rPr>
         <w:t>j</w:t>
       </w:r>
+      <w:proofErr w:type="spellEnd"/>
       <w:r>
         <w:rPr>
           <w:rFonts w:ascii="Times New Roman" w:hAnsi="Times New Roman" w:cs="Times New Roman"/>
@@ -18143,7 +19045,15 @@
           <w:rFonts w:ascii="Times New Roman" w:hAnsi="Times New Roman" w:cs="Times New Roman"/>
           <w:lang w:val="en-US"/>
         </w:rPr>
-        <w:t>. Since p(0) = 1, p(D) has no factor in common with D</w:t>
+        <w:t xml:space="preserve">. Since p(0) = 1, p(D) has no factor in common with </w:t>
+      </w:r>
+      <w:proofErr w:type="spellStart"/>
+      <w:r>
+        <w:rPr>
+          <w:rFonts w:ascii="Times New Roman" w:hAnsi="Times New Roman" w:cs="Times New Roman"/>
+          <w:lang w:val="en-US"/>
+        </w:rPr>
+        <w:t>D</w:t>
       </w:r>
       <w:r>
         <w:rPr>
@@ -18153,6 +19063,7 @@
         </w:rPr>
         <w:t>j</w:t>
       </w:r>
+      <w:proofErr w:type="spellEnd"/>
       <w:r>
         <w:rPr>
           <w:rFonts w:ascii="Times New Roman" w:hAnsi="Times New Roman" w:cs="Times New Roman"/>
@@ -18178,7 +19089,7 @@
     </w:p>
     <w:p>
       <w:pPr>
-        <w:pStyle w:val="Paragrafoelenco"/>
+        <w:pStyle w:val="Lijstalinea"/>
         <w:numPr>
           <w:ilvl w:val="0"/>
           <w:numId w:val="4"/>
@@ -18226,6 +19137,7 @@
         </w:rPr>
         <w:t xml:space="preserve"> 1 such that p(D) divides D</w:t>
       </w:r>
+      <w:proofErr w:type="spellStart"/>
       <w:r>
         <w:rPr>
           <w:rFonts w:ascii="Times New Roman" w:hAnsi="Times New Roman" w:cs="Times New Roman"/>
@@ -18234,6 +19146,7 @@
         </w:rPr>
         <w:t>b</w:t>
       </w:r>
+      <w:proofErr w:type="spellEnd"/>
       <w:r>
         <w:rPr>
           <w:rFonts w:ascii="Times New Roman" w:hAnsi="Times New Roman" w:cs="Times New Roman"/>
@@ -18276,7 +19189,23 @@
           <w:rFonts w:ascii="Times New Roman" w:hAnsi="Times New Roman" w:cs="Times New Roman"/>
           <w:lang w:val="en-US"/>
         </w:rPr>
-        <w:t xml:space="preserve"> - 1 = 15. Hence a weight-2 codeword requires i - j </w:t>
+        <w:t xml:space="preserve"> - 1 = 15. Hence a weight-2 codeword requires </w:t>
+      </w:r>
+      <w:proofErr w:type="spellStart"/>
+      <w:r>
+        <w:rPr>
+          <w:rFonts w:ascii="Times New Roman" w:hAnsi="Times New Roman" w:cs="Times New Roman"/>
+          <w:lang w:val="en-US"/>
+        </w:rPr>
+        <w:t>i</w:t>
+      </w:r>
+      <w:proofErr w:type="spellEnd"/>
+      <w:r>
+        <w:rPr>
+          <w:rFonts w:ascii="Times New Roman" w:hAnsi="Times New Roman" w:cs="Times New Roman"/>
+          <w:lang w:val="en-US"/>
+        </w:rPr>
+        <w:t xml:space="preserve"> - j </w:t>
       </w:r>
       <m:oMath>
         <m:r>
@@ -18296,7 +19225,7 @@
     </w:p>
     <w:p>
       <w:pPr>
-        <w:pStyle w:val="Paragrafoelenco"/>
+        <w:pStyle w:val="Lijstalinea"/>
         <w:numPr>
           <w:ilvl w:val="0"/>
           <w:numId w:val="4"/>
@@ -18335,7 +19264,39 @@
           <w:rFonts w:ascii="Times New Roman" w:hAnsi="Times New Roman" w:cs="Times New Roman"/>
           <w:lang w:val="en-US"/>
         </w:rPr>
-        <w:t xml:space="preserve">In a codeword of length n the two nonzero positions satisfy i - j </w:t>
+        <w:t xml:space="preserve">In a codeword of length </w:t>
+      </w:r>
+      <w:proofErr w:type="spellStart"/>
+      <w:r>
+        <w:rPr>
+          <w:rFonts w:ascii="Times New Roman" w:hAnsi="Times New Roman" w:cs="Times New Roman"/>
+          <w:lang w:val="en-US"/>
+        </w:rPr>
+        <w:t>n</w:t>
+      </w:r>
+      <w:proofErr w:type="spellEnd"/>
+      <w:r>
+        <w:rPr>
+          <w:rFonts w:ascii="Times New Roman" w:hAnsi="Times New Roman" w:cs="Times New Roman"/>
+          <w:lang w:val="en-US"/>
+        </w:rPr>
+        <w:t xml:space="preserve"> the two nonzero positions satisfy </w:t>
+      </w:r>
+      <w:proofErr w:type="spellStart"/>
+      <w:r>
+        <w:rPr>
+          <w:rFonts w:ascii="Times New Roman" w:hAnsi="Times New Roman" w:cs="Times New Roman"/>
+          <w:lang w:val="en-US"/>
+        </w:rPr>
+        <w:t>i</w:t>
+      </w:r>
+      <w:proofErr w:type="spellEnd"/>
+      <w:r>
+        <w:rPr>
+          <w:rFonts w:ascii="Times New Roman" w:hAnsi="Times New Roman" w:cs="Times New Roman"/>
+          <w:lang w:val="en-US"/>
+        </w:rPr>
+        <w:t xml:space="preserve"> - j </w:t>
       </w:r>
       <m:oMath>
         <m:r>
@@ -18485,7 +19446,23 @@
           <w:rFonts w:ascii="Times New Roman" w:hAnsi="Times New Roman" w:cs="Times New Roman"/>
           <w:lang w:val="en-US"/>
         </w:rPr>
-        <w:t xml:space="preserve"> - 1, which is exactly the condition under which a CRC with a primitive factor of degree r detects all weight-2 error patterns. For k = 11, n = 16 and the only pair of positions at distance 15 is i = 15, j = 0, which gives the single weight-2 codeword D</w:t>
+        <w:t xml:space="preserve"> - 1, which is exactly the condition under which a CRC with a primitive factor of degree r detects all weight-2 error patterns. For k = 11, n = 16 and the only pair of positions at distance 15 is </w:t>
+      </w:r>
+      <w:proofErr w:type="spellStart"/>
+      <w:r>
+        <w:rPr>
+          <w:rFonts w:ascii="Times New Roman" w:hAnsi="Times New Roman" w:cs="Times New Roman"/>
+          <w:lang w:val="en-US"/>
+        </w:rPr>
+        <w:t>i</w:t>
+      </w:r>
+      <w:proofErr w:type="spellEnd"/>
+      <w:r>
+        <w:rPr>
+          <w:rFonts w:ascii="Times New Roman" w:hAnsi="Times New Roman" w:cs="Times New Roman"/>
+          <w:lang w:val="en-US"/>
+        </w:rPr>
+        <w:t xml:space="preserve"> = 15, j = 0, which gives the single weight-2 codeword D</w:t>
       </w:r>
       <w:r>
         <w:rPr>
@@ -18580,6 +19557,1016 @@
           <w:lang w:val="en-US"/>
         </w:rPr>
         <w:t>.</w:t>
+      </w:r>
+    </w:p>
+    <w:p>
+      <w:pPr>
+        <w:jc w:val="both"/>
+        <w:rPr>
+          <w:rFonts w:ascii="Times New Roman" w:hAnsi="Times New Roman" w:cs="Times New Roman"/>
+          <w:lang w:val="en-US"/>
+        </w:rPr>
+      </w:pPr>
+    </w:p>
+    <w:p>
+      <w:pPr>
+        <w:jc w:val="both"/>
+        <w:rPr>
+          <w:rFonts w:ascii="Times New Roman" w:hAnsi="Times New Roman" w:cs="Times New Roman"/>
+          <w:lang w:val="en-US"/>
+        </w:rPr>
+      </w:pPr>
+    </w:p>
+    <w:p>
+      <w:pPr>
+        <w:pStyle w:val="Kop1"/>
+        <w:rPr>
+          <w:lang w:val="en-US"/>
+        </w:rPr>
+      </w:pPr>
+      <w:r>
+        <w:rPr>
+          <w:lang w:val="en-US"/>
+        </w:rPr>
+        <w:t>Part 2B</w:t>
+      </w:r>
+    </w:p>
+    <w:p>
+      <w:pPr>
+        <w:pStyle w:val="Kop2"/>
+        <w:rPr>
+          <w:lang w:val="en-US"/>
+        </w:rPr>
+      </w:pPr>
+      <w:r>
+        <w:rPr>
+          <w:lang w:val="en-US"/>
+        </w:rPr>
+        <w:t>Questions 1 &amp; 2</w:t>
+      </w:r>
+    </w:p>
+    <w:p>
+      <w:pPr>
+        <w:rPr>
+          <w:lang w:val="en-GB"/>
+        </w:rPr>
+      </w:pPr>
+      <w:r>
+        <w:rPr>
+          <w:lang w:val="en-GB"/>
+        </w:rPr>
+        <w:t xml:space="preserve">For any generic CRC generator polynomial </w:t>
+      </w:r>
+      <m:oMath>
+        <m:r>
+          <w:rPr>
+            <w:rFonts w:ascii="Cambria Math" w:hAnsi="Cambria Math"/>
+            <w:lang w:val="nl-BE"/>
+          </w:rPr>
+          <m:t>g</m:t>
+        </m:r>
+        <m:d>
+          <m:dPr>
+            <m:ctrlPr>
+              <w:rPr>
+                <w:rFonts w:ascii="Cambria Math" w:hAnsi="Cambria Math"/>
+                <w:lang w:val="nl-BE"/>
+              </w:rPr>
+            </m:ctrlPr>
+          </m:dPr>
+          <m:e>
+            <m:r>
+              <w:rPr>
+                <w:rFonts w:ascii="Cambria Math" w:hAnsi="Cambria Math"/>
+                <w:lang w:val="nl-BE"/>
+              </w:rPr>
+              <m:t>D</m:t>
+            </m:r>
+          </m:e>
+        </m:d>
+      </m:oMath>
+      <w:r>
+        <w:rPr>
+          <w:lang w:val="en-GB"/>
+        </w:rPr>
+        <w:t xml:space="preserve"> with degree </w:t>
+      </w:r>
+      <w:proofErr w:type="spellStart"/>
+      <w:r>
+        <w:rPr>
+          <w:lang w:val="en-GB"/>
+        </w:rPr>
+        <w:t>deg</w:t>
+      </w:r>
+      <w:proofErr w:type="spellEnd"/>
+      <w:r>
+        <w:rPr>
+          <w:lang w:val="en-GB"/>
+        </w:rPr>
+        <w:t>(g(D))=m</w:t>
+      </w:r>
+      <w:r>
+        <w:rPr>
+          <w:lang w:val="en-GB"/>
+        </w:rPr>
+        <w:t xml:space="preserve"> and </w:t>
+      </w:r>
+      <m:oMath>
+        <m:r>
+          <w:rPr>
+            <w:rFonts w:ascii="Cambria Math" w:hAnsi="Cambria Math"/>
+            <w:lang w:val="nl-BE"/>
+          </w:rPr>
+          <m:t>g</m:t>
+        </m:r>
+        <m:d>
+          <m:dPr>
+            <m:ctrlPr>
+              <w:rPr>
+                <w:rFonts w:ascii="Cambria Math" w:hAnsi="Cambria Math"/>
+                <w:lang w:val="nl-BE"/>
+              </w:rPr>
+            </m:ctrlPr>
+          </m:dPr>
+          <m:e>
+            <m:r>
+              <w:rPr>
+                <w:rFonts w:ascii="Cambria Math" w:hAnsi="Cambria Math"/>
+                <w:lang w:val="en-GB"/>
+              </w:rPr>
+              <m:t>0</m:t>
+            </m:r>
+          </m:e>
+        </m:d>
+        <m:r>
+          <w:rPr>
+            <w:rFonts w:ascii="Cambria Math" w:hAnsi="Cambria Math"/>
+            <w:lang w:val="en-GB"/>
+          </w:rPr>
+          <m:t>=1</m:t>
+        </m:r>
+      </m:oMath>
+      <w:r>
+        <w:rPr>
+          <w:lang w:val="en-GB"/>
+        </w:rPr>
+        <w:t xml:space="preserve">, </w:t>
+      </w:r>
+      <w:r>
+        <w:rPr>
+          <w:lang w:val="en-GB"/>
+        </w:rPr>
+        <w:t>t</w:t>
+      </w:r>
+      <w:r>
+        <w:rPr>
+          <w:lang w:val="en-GB"/>
+        </w:rPr>
+        <w:t xml:space="preserve">he maximum burst error length that is </w:t>
+      </w:r>
+      <w:r>
+        <w:rPr>
+          <w:lang w:val="en-GB"/>
+        </w:rPr>
+        <w:t>guaranteed to be detected</w:t>
+      </w:r>
+      <w:r>
+        <w:rPr>
+          <w:lang w:val="en-GB"/>
+        </w:rPr>
+        <w:t xml:space="preserve"> is:</w:t>
+      </w:r>
+    </w:p>
+    <w:p>
+      <w:pPr>
+        <w:rPr>
+          <w:rFonts w:eastAsiaTheme="minorEastAsia"/>
+          <w:lang w:val="nl-BE"/>
+        </w:rPr>
+      </w:pPr>
+      <m:oMathPara>
+        <m:oMath>
+          <m:sSub>
+            <m:sSubPr>
+              <m:ctrlPr>
+                <w:rPr>
+                  <w:rFonts w:ascii="Cambria Math" w:hAnsi="Cambria Math"/>
+                  <w:lang w:val="nl-BE"/>
+                </w:rPr>
+              </m:ctrlPr>
+            </m:sSubPr>
+            <m:e>
+              <m:r>
+                <w:rPr>
+                  <w:rFonts w:ascii="Cambria Math" w:hAnsi="Cambria Math"/>
+                  <w:lang w:val="nl-BE"/>
+                </w:rPr>
+                <m:t>L</m:t>
+              </m:r>
+            </m:e>
+            <m:sub>
+              <m:r>
+                <m:rPr>
+                  <m:sty m:val="p"/>
+                </m:rPr>
+                <w:rPr>
+                  <w:rFonts w:ascii="Cambria Math" w:hAnsi="Cambria Math"/>
+                  <w:lang w:val="nl-BE"/>
+                </w:rPr>
+                <m:t>max</m:t>
+              </m:r>
+            </m:sub>
+          </m:sSub>
+          <m:r>
+            <w:rPr>
+              <w:rFonts w:ascii="Cambria Math" w:hAnsi="Cambria Math"/>
+              <w:lang w:val="nl-BE"/>
+            </w:rPr>
+            <m:t>=m=</m:t>
+          </m:r>
+          <m:func>
+            <m:funcPr>
+              <m:ctrlPr>
+                <w:rPr>
+                  <w:rFonts w:ascii="Cambria Math" w:hAnsi="Cambria Math"/>
+                  <w:lang w:val="nl-BE"/>
+                </w:rPr>
+              </m:ctrlPr>
+            </m:funcPr>
+            <m:fName>
+              <m:r>
+                <m:rPr>
+                  <m:sty m:val="p"/>
+                </m:rPr>
+                <w:rPr>
+                  <w:rFonts w:ascii="Cambria Math" w:hAnsi="Cambria Math"/>
+                  <w:lang w:val="nl-BE"/>
+                </w:rPr>
+                <m:t>deg</m:t>
+              </m:r>
+            </m:fName>
+            <m:e>
+              <m:d>
+                <m:dPr>
+                  <m:ctrlPr>
+                    <w:rPr>
+                      <w:rFonts w:ascii="Cambria Math" w:hAnsi="Cambria Math"/>
+                      <w:lang w:val="nl-BE"/>
+                    </w:rPr>
+                  </m:ctrlPr>
+                </m:dPr>
+                <m:e>
+                  <m:r>
+                    <w:rPr>
+                      <w:rFonts w:ascii="Cambria Math" w:hAnsi="Cambria Math"/>
+                      <w:lang w:val="nl-BE"/>
+                    </w:rPr>
+                    <m:t>g</m:t>
+                  </m:r>
+                  <m:d>
+                    <m:dPr>
+                      <m:ctrlPr>
+                        <w:rPr>
+                          <w:rFonts w:ascii="Cambria Math" w:hAnsi="Cambria Math"/>
+                          <w:lang w:val="nl-BE"/>
+                        </w:rPr>
+                      </m:ctrlPr>
+                    </m:dPr>
+                    <m:e>
+                      <m:r>
+                        <w:rPr>
+                          <w:rFonts w:ascii="Cambria Math" w:hAnsi="Cambria Math"/>
+                          <w:lang w:val="nl-BE"/>
+                        </w:rPr>
+                        <m:t>D</m:t>
+                      </m:r>
+                    </m:e>
+                  </m:d>
+                  <m:r>
+                    <w:rPr>
+                      <w:rFonts w:ascii="Cambria Math" w:hAnsi="Cambria Math"/>
+                      <w:lang w:val="nl-BE"/>
+                    </w:rPr>
+                    <m:t>)</m:t>
+                  </m:r>
+                </m:e>
+              </m:d>
+            </m:e>
+          </m:func>
+        </m:oMath>
+      </m:oMathPara>
+    </w:p>
+    <w:p>
+      <w:pPr>
+        <w:rPr>
+          <w:rFonts w:eastAsiaTheme="minorEastAsia"/>
+          <w:lang w:val="nl-BE"/>
+        </w:rPr>
+      </w:pPr>
+      <w:proofErr w:type="spellStart"/>
+      <w:r>
+        <w:rPr>
+          <w:rFonts w:eastAsiaTheme="minorEastAsia"/>
+          <w:lang w:val="nl-BE"/>
+        </w:rPr>
+        <w:t>Proof</w:t>
+      </w:r>
+      <w:proofErr w:type="spellEnd"/>
+      <w:r>
+        <w:rPr>
+          <w:rFonts w:eastAsiaTheme="minorEastAsia"/>
+          <w:lang w:val="nl-BE"/>
+        </w:rPr>
+        <w:t>:</w:t>
+      </w:r>
+    </w:p>
+    <w:p>
+      <w:pPr>
+        <w:spacing w:line="240" w:lineRule="auto"/>
+        <w:rPr>
+          <w:lang w:val="en-GB"/>
+        </w:rPr>
+      </w:pPr>
+      <w:r>
+        <w:rPr>
+          <w:lang w:val="en-GB"/>
+        </w:rPr>
+        <w:t>A burst of length L starting at bit index j can be written as:</w:t>
+      </w:r>
+    </w:p>
+    <w:p>
+      <w:pPr>
+        <w:spacing w:line="240" w:lineRule="auto"/>
+        <w:jc w:val="center"/>
+        <w:rPr>
+          <w:lang w:val="en-GB"/>
+        </w:rPr>
+      </w:pPr>
+      <w:r>
+        <w:rPr>
+          <w:lang w:val="en-GB"/>
+        </w:rPr>
+        <w:lastRenderedPageBreak/>
+        <w:t xml:space="preserve">e(D) = </w:t>
+      </w:r>
+      <w:proofErr w:type="spellStart"/>
+      <w:r>
+        <w:rPr>
+          <w:lang w:val="en-GB"/>
+        </w:rPr>
+        <w:t>D^j</w:t>
+      </w:r>
+      <w:proofErr w:type="spellEnd"/>
+      <w:r>
+        <w:rPr>
+          <w:lang w:val="en-GB"/>
+        </w:rPr>
+        <w:t xml:space="preserve"> * B(D)</w:t>
+      </w:r>
+    </w:p>
+    <w:p>
+      <w:pPr>
+        <w:spacing w:line="240" w:lineRule="auto"/>
+        <w:rPr>
+          <w:lang w:val="en-GB"/>
+        </w:rPr>
+      </w:pPr>
+      <w:r>
+        <w:rPr>
+          <w:lang w:val="en-GB"/>
+        </w:rPr>
+        <w:t>Here, B(D) is the burst itself: it starts with 1 and ends with 1 at power D^(L-1), so its degree is</w:t>
+      </w:r>
+      <w:r>
+        <w:rPr>
+          <w:lang w:val="en-GB"/>
+        </w:rPr>
+        <w:t xml:space="preserve"> </w:t>
+      </w:r>
+      <w:proofErr w:type="spellStart"/>
+      <w:r>
+        <w:rPr>
+          <w:lang w:val="en-GB"/>
+        </w:rPr>
+        <w:t>deg</w:t>
+      </w:r>
+      <w:proofErr w:type="spellEnd"/>
+      <w:r>
+        <w:rPr>
+          <w:lang w:val="en-GB"/>
+        </w:rPr>
+        <w:t>(B(D)) = L - 1.</w:t>
+      </w:r>
+      <w:r>
+        <w:rPr>
+          <w:lang w:val="en-GB"/>
+        </w:rPr>
+        <w:t xml:space="preserve"> </w:t>
+      </w:r>
+      <w:r>
+        <w:rPr>
+          <w:lang w:val="en-GB"/>
+        </w:rPr>
+        <w:t>Also, because it starts with 1, B(0) = 1 (it is not divisible by D).</w:t>
+      </w:r>
+    </w:p>
+    <w:p>
+      <w:pPr>
+        <w:spacing w:line="240" w:lineRule="auto"/>
+        <w:rPr>
+          <w:lang w:val="en-GB"/>
+        </w:rPr>
+      </w:pPr>
+      <w:r>
+        <w:rPr>
+          <w:lang w:val="en-GB"/>
+        </w:rPr>
+        <w:t>An error goes undetected only if the receiver</w:t>
+      </w:r>
+      <w:r>
+        <w:rPr>
+          <w:lang w:val="en-GB"/>
+        </w:rPr>
+        <w:t>’</w:t>
+      </w:r>
+      <w:r>
+        <w:rPr>
+          <w:lang w:val="en-GB"/>
+        </w:rPr>
+        <w:t>s syndrome is zero, which happens when the error</w:t>
+      </w:r>
+      <w:r>
+        <w:rPr>
+          <w:lang w:val="en-GB"/>
+        </w:rPr>
+        <w:t xml:space="preserve"> </w:t>
+      </w:r>
+      <w:r>
+        <w:rPr>
+          <w:lang w:val="en-GB"/>
+        </w:rPr>
+        <w:t>polynomial e(D) is completely divisible by g(D):</w:t>
+      </w:r>
+    </w:p>
+    <w:p>
+      <w:pPr>
+        <w:spacing w:line="240" w:lineRule="auto"/>
+        <w:jc w:val="center"/>
+        <w:rPr>
+          <w:lang w:val="en-GB"/>
+        </w:rPr>
+      </w:pPr>
+      <w:r>
+        <w:rPr>
+          <w:lang w:val="en-GB"/>
+        </w:rPr>
+        <w:t xml:space="preserve">g(D) divides </w:t>
+      </w:r>
+      <w:proofErr w:type="spellStart"/>
+      <w:r>
+        <w:rPr>
+          <w:lang w:val="en-GB"/>
+        </w:rPr>
+        <w:t>D^j</w:t>
+      </w:r>
+      <w:proofErr w:type="spellEnd"/>
+      <w:r>
+        <w:rPr>
+          <w:lang w:val="en-GB"/>
+        </w:rPr>
+        <w:t xml:space="preserve"> * B(D)</w:t>
+      </w:r>
+    </w:p>
+    <w:p>
+      <w:pPr>
+        <w:spacing w:line="240" w:lineRule="auto"/>
+        <w:rPr>
+          <w:lang w:val="en-GB"/>
+        </w:rPr>
+      </w:pPr>
+      <w:r>
+        <w:rPr>
+          <w:lang w:val="en-GB"/>
+        </w:rPr>
+        <w:t>Since g(0) = 1</w:t>
+      </w:r>
+      <w:r>
+        <w:rPr>
+          <w:lang w:val="en-GB"/>
+        </w:rPr>
+        <w:t xml:space="preserve">, </w:t>
+      </w:r>
+      <w:r>
+        <w:rPr>
+          <w:lang w:val="en-GB"/>
+        </w:rPr>
+        <w:t>g(D) has no factor of D.</w:t>
+      </w:r>
+      <w:r>
+        <w:rPr>
+          <w:lang w:val="en-GB"/>
+        </w:rPr>
+        <w:t xml:space="preserve"> </w:t>
+      </w:r>
+      <w:r>
+        <w:rPr>
+          <w:lang w:val="en-GB"/>
+        </w:rPr>
+        <w:t xml:space="preserve">Therefore, g(D) and </w:t>
+      </w:r>
+      <w:proofErr w:type="spellStart"/>
+      <w:r>
+        <w:rPr>
+          <w:lang w:val="en-GB"/>
+        </w:rPr>
+        <w:t>D^j</w:t>
+      </w:r>
+      <w:proofErr w:type="spellEnd"/>
+      <w:r>
+        <w:rPr>
+          <w:lang w:val="en-GB"/>
+        </w:rPr>
+        <w:t xml:space="preserve"> have no common factors (</w:t>
+      </w:r>
+      <w:proofErr w:type="spellStart"/>
+      <w:r>
+        <w:rPr>
+          <w:lang w:val="en-GB"/>
+        </w:rPr>
+        <w:t>gcd</w:t>
+      </w:r>
+      <w:proofErr w:type="spellEnd"/>
+      <w:r>
+        <w:rPr>
+          <w:lang w:val="en-GB"/>
+        </w:rPr>
+        <w:t xml:space="preserve">(g(D), </w:t>
+      </w:r>
+      <w:proofErr w:type="spellStart"/>
+      <w:r>
+        <w:rPr>
+          <w:lang w:val="en-GB"/>
+        </w:rPr>
+        <w:t>D^j</w:t>
+      </w:r>
+      <w:proofErr w:type="spellEnd"/>
+      <w:r>
+        <w:rPr>
+          <w:lang w:val="en-GB"/>
+        </w:rPr>
+        <w:t>) = 1).</w:t>
+      </w:r>
+      <w:r>
+        <w:rPr>
+          <w:lang w:val="en-GB"/>
+        </w:rPr>
+        <w:t xml:space="preserve"> </w:t>
+      </w:r>
+      <w:r>
+        <w:rPr>
+          <w:lang w:val="en-GB"/>
+        </w:rPr>
+        <w:t xml:space="preserve">This means that if g(D) divides </w:t>
+      </w:r>
+      <w:proofErr w:type="spellStart"/>
+      <w:r>
+        <w:rPr>
+          <w:lang w:val="en-GB"/>
+        </w:rPr>
+        <w:t>D^j</w:t>
+      </w:r>
+      <w:proofErr w:type="spellEnd"/>
+      <w:r>
+        <w:rPr>
+          <w:lang w:val="en-GB"/>
+        </w:rPr>
+        <w:t xml:space="preserve"> * B(D), it must divide B(D) directly:</w:t>
+      </w:r>
+    </w:p>
+    <w:p>
+      <w:pPr>
+        <w:spacing w:line="240" w:lineRule="auto"/>
+        <w:jc w:val="center"/>
+        <w:rPr>
+          <w:lang w:val="en-GB"/>
+        </w:rPr>
+      </w:pPr>
+      <w:r>
+        <w:rPr>
+          <w:lang w:val="en-GB"/>
+        </w:rPr>
+        <w:t>g(D) divides B(D)</w:t>
+      </w:r>
+    </w:p>
+    <w:p>
+      <w:pPr>
+        <w:spacing w:line="240" w:lineRule="auto"/>
+        <w:rPr>
+          <w:lang w:val="en-GB"/>
+        </w:rPr>
+      </w:pPr>
+      <w:r>
+        <w:rPr>
+          <w:lang w:val="en-GB"/>
+        </w:rPr>
+        <w:t>However, for one polynomial to divide another, its degree cannot be larger than the polynomial</w:t>
+      </w:r>
+      <w:r>
+        <w:rPr>
+          <w:lang w:val="en-GB"/>
+        </w:rPr>
+        <w:t xml:space="preserve"> </w:t>
+      </w:r>
+      <w:r>
+        <w:rPr>
+          <w:lang w:val="en-GB"/>
+        </w:rPr>
+        <w:t xml:space="preserve">it divides. But for any burst of length L </w:t>
+      </w:r>
+      <w:r>
+        <w:rPr>
+          <w:lang w:val="en-GB"/>
+        </w:rPr>
+        <w:t>&lt;=</w:t>
+      </w:r>
+      <w:r>
+        <w:rPr>
+          <w:lang w:val="en-GB"/>
+        </w:rPr>
+        <w:t xml:space="preserve"> m:</w:t>
+      </w:r>
+    </w:p>
+    <w:p>
+      <w:pPr>
+        <w:spacing w:line="240" w:lineRule="auto"/>
+        <w:jc w:val="center"/>
+        <w:rPr>
+          <w:lang w:val="en-GB"/>
+        </w:rPr>
+      </w:pPr>
+      <w:proofErr w:type="spellStart"/>
+      <w:r>
+        <w:rPr>
+          <w:lang w:val="en-GB"/>
+        </w:rPr>
+        <w:t>deg</w:t>
+      </w:r>
+      <w:proofErr w:type="spellEnd"/>
+      <w:r>
+        <w:rPr>
+          <w:lang w:val="en-GB"/>
+        </w:rPr>
+        <w:t xml:space="preserve">(B(D)) = L - 1 </w:t>
+      </w:r>
+      <w:r>
+        <w:rPr>
+          <w:lang w:val="en-GB"/>
+        </w:rPr>
+        <w:t>&lt;</w:t>
+      </w:r>
+      <w:r>
+        <w:rPr>
+          <w:lang w:val="en-GB"/>
+        </w:rPr>
+        <w:t xml:space="preserve">= m - 1 </w:t>
+      </w:r>
+      <w:r>
+        <w:rPr>
+          <w:lang w:val="en-GB"/>
+        </w:rPr>
+        <w:t>&lt;</w:t>
+      </w:r>
+      <w:r>
+        <w:rPr>
+          <w:lang w:val="en-GB"/>
+        </w:rPr>
+        <w:t xml:space="preserve"> m = </w:t>
+      </w:r>
+      <w:proofErr w:type="spellStart"/>
+      <w:r>
+        <w:rPr>
+          <w:lang w:val="en-GB"/>
+        </w:rPr>
+        <w:t>deg</w:t>
+      </w:r>
+      <w:proofErr w:type="spellEnd"/>
+      <w:r>
+        <w:rPr>
+          <w:lang w:val="en-GB"/>
+        </w:rPr>
+        <w:t>(g(D))</w:t>
+      </w:r>
+    </w:p>
+    <w:p>
+      <w:pPr>
+        <w:spacing w:line="240" w:lineRule="auto"/>
+        <w:rPr>
+          <w:lang w:val="en-GB"/>
+        </w:rPr>
+      </w:pPr>
+      <w:r>
+        <w:rPr>
+          <w:lang w:val="en-GB"/>
+        </w:rPr>
+        <w:t xml:space="preserve">Because </w:t>
+      </w:r>
+      <w:proofErr w:type="spellStart"/>
+      <w:r>
+        <w:rPr>
+          <w:lang w:val="en-GB"/>
+        </w:rPr>
+        <w:t>deg</w:t>
+      </w:r>
+      <w:proofErr w:type="spellEnd"/>
+      <w:r>
+        <w:rPr>
+          <w:lang w:val="en-GB"/>
+        </w:rPr>
+        <w:t xml:space="preserve">(B(D)) is strictly smaller than </w:t>
+      </w:r>
+      <w:proofErr w:type="spellStart"/>
+      <w:r>
+        <w:rPr>
+          <w:lang w:val="en-GB"/>
+        </w:rPr>
+        <w:t>deg</w:t>
+      </w:r>
+      <w:proofErr w:type="spellEnd"/>
+      <w:r>
+        <w:rPr>
+          <w:lang w:val="en-GB"/>
+        </w:rPr>
+        <w:t>(g(D)), B(D) cannot be divided by g(D). The division</w:t>
+      </w:r>
+      <w:r>
+        <w:rPr>
+          <w:lang w:val="en-GB"/>
+        </w:rPr>
+        <w:t xml:space="preserve"> </w:t>
+      </w:r>
+      <w:r>
+        <w:rPr>
+          <w:lang w:val="en-GB"/>
+        </w:rPr>
+        <w:t>always leaves a non-zero remainder (syndrome != 0), so the receiver will always detect the</w:t>
+      </w:r>
+      <w:r>
+        <w:rPr>
+          <w:lang w:val="en-GB"/>
+        </w:rPr>
+        <w:t xml:space="preserve"> </w:t>
+      </w:r>
+      <w:r>
+        <w:rPr>
+          <w:lang w:val="en-GB"/>
+        </w:rPr>
+        <w:t xml:space="preserve">error. This proves that any burst of length L </w:t>
+      </w:r>
+      <w:r>
+        <w:rPr>
+          <w:lang w:val="en-GB"/>
+        </w:rPr>
+        <w:t>&lt;=</w:t>
+      </w:r>
+      <w:r>
+        <w:rPr>
+          <w:lang w:val="en-GB"/>
+        </w:rPr>
+        <w:t xml:space="preserve"> m is 100% detected.</w:t>
+      </w:r>
+    </w:p>
+    <w:p>
+      <w:pPr>
+        <w:rPr>
+          <w:lang w:val="en-US"/>
+        </w:rPr>
+      </w:pPr>
+    </w:p>
+    <w:p>
+      <w:pPr>
+        <w:pStyle w:val="Kop2"/>
+        <w:rPr>
+          <w:lang w:val="en-US"/>
+        </w:rPr>
+      </w:pPr>
+      <w:r>
+        <w:rPr>
+          <w:lang w:val="en-US"/>
+        </w:rPr>
+        <w:t>Questions 3</w:t>
+      </w:r>
+      <w:r>
+        <w:rPr>
+          <w:lang w:val="en-US"/>
+        </w:rPr>
+        <w:t xml:space="preserve"> &amp; 4</w:t>
+      </w:r>
+    </w:p>
+    <w:p>
+      <w:pPr>
+        <w:rPr>
+          <w:lang w:val="en-US"/>
+        </w:rPr>
+      </w:pPr>
+      <w:r>
+        <w:rPr>
+          <w:lang w:val="en-US"/>
+        </w:rPr>
+        <w:t>For our code, deg(g(D)) = 5. With k = 2 information bits, the total codeword length is n = 2 + 5 =7 bits.</w:t>
+      </w:r>
+    </w:p>
+    <w:p>
+      <w:pPr>
+        <w:rPr>
+          <w:u w:val="single"/>
+          <w:lang w:val="en-US"/>
+        </w:rPr>
+      </w:pPr>
+      <w:r>
+        <w:rPr>
+          <w:u w:val="single"/>
+          <w:lang w:val="en-US"/>
+        </w:rPr>
+        <w:t>1. Detected error pattern e1 (Burst length L = 5</w:t>
+      </w:r>
+      <w:r>
+        <w:rPr>
+          <w:u w:val="single"/>
+          <w:lang w:val="en-US"/>
+        </w:rPr>
+        <w:t xml:space="preserve"> &lt;</w:t>
+      </w:r>
+      <w:r>
+        <w:rPr>
+          <w:u w:val="single"/>
+          <w:lang w:val="en-US"/>
+        </w:rPr>
+        <w:t>= 5):</w:t>
+      </w:r>
+    </w:p>
+    <w:p>
+      <w:pPr>
+        <w:rPr>
+          <w:lang w:val="en-US"/>
+        </w:rPr>
+      </w:pPr>
+      <w:r>
+        <w:rPr>
+          <w:lang w:val="en-US"/>
+        </w:rPr>
+        <w:t>We choose a burst of 5 bits from index 0 to 4: e1(D) = 1 + D^4.</w:t>
+      </w:r>
+      <w:r>
+        <w:rPr>
+          <w:lang w:val="en-US"/>
+        </w:rPr>
+        <w:t xml:space="preserve"> </w:t>
+      </w:r>
+      <w:r>
+        <w:rPr>
+          <w:lang w:val="en-US"/>
+        </w:rPr>
+        <w:t>In vector format: e1 = [1, 0, 0, 0, 1, 0, 0].</w:t>
+      </w:r>
+      <w:r>
+        <w:rPr>
+          <w:lang w:val="en-US"/>
+        </w:rPr>
+        <w:t xml:space="preserve"> </w:t>
+      </w:r>
+      <w:r>
+        <w:rPr>
+          <w:lang w:val="en-US"/>
+        </w:rPr>
+        <w:t>Why it is detected: The degree of e1(D) is 4, which is strictly less than deg(g(D)) = 5. So e1(D)</w:t>
+      </w:r>
+      <w:r>
+        <w:rPr>
+          <w:lang w:val="en-US"/>
+        </w:rPr>
+        <w:t xml:space="preserve"> </w:t>
+      </w:r>
+      <w:r>
+        <w:rPr>
+          <w:lang w:val="en-US"/>
+        </w:rPr>
+        <w:t>cannot be divided by g(D), giving a non-zero syndrome (detected by CRC).</w:t>
+      </w:r>
+    </w:p>
+    <w:p>
+      <w:pPr>
+        <w:rPr>
+          <w:u w:val="single"/>
+          <w:lang w:val="en-US"/>
+        </w:rPr>
+      </w:pPr>
+      <w:r>
+        <w:rPr>
+          <w:u w:val="single"/>
+          <w:lang w:val="en-US"/>
+        </w:rPr>
+        <w:t>2. Undetected error pattern e2 (Burst length L = 6 = m + 1):</w:t>
+      </w:r>
+    </w:p>
+    <w:p>
+      <w:pPr>
+        <w:rPr>
+          <w:lang w:val="en-US"/>
+        </w:rPr>
+      </w:pPr>
+      <w:r>
+        <w:rPr>
+          <w:lang w:val="en-US"/>
+        </w:rPr>
+        <w:t>To make an error undetectable, we need e2(D) to be a multiple of g(D). The simplest choice is to</w:t>
+      </w:r>
+      <w:r>
+        <w:rPr>
+          <w:lang w:val="en-US"/>
+        </w:rPr>
+        <w:t xml:space="preserve"> </w:t>
+      </w:r>
+      <w:r>
+        <w:rPr>
+          <w:lang w:val="en-US"/>
+        </w:rPr>
+        <w:t>take</w:t>
+      </w:r>
+      <w:r>
+        <w:rPr>
+          <w:lang w:val="en-US"/>
+        </w:rPr>
+        <w:t xml:space="preserve"> </w:t>
+      </w:r>
+      <w:r>
+        <w:rPr>
+          <w:lang w:val="en-US"/>
+        </w:rPr>
+        <w:t>e2(D) = g(D):</w:t>
+      </w:r>
+    </w:p>
+    <w:p>
+      <w:pPr>
+        <w:jc w:val="center"/>
+        <w:rPr>
+          <w:lang w:val="en-US"/>
+        </w:rPr>
+      </w:pPr>
+      <w:r>
+        <w:rPr>
+          <w:lang w:val="en-US"/>
+        </w:rPr>
+        <w:t>e2(D) = 1 + D^2 + D^4 + D^5.</w:t>
+      </w:r>
+    </w:p>
+    <w:p>
+      <w:pPr>
+        <w:rPr>
+          <w:lang w:val="en-US"/>
+        </w:rPr>
+      </w:pPr>
+      <w:r>
+        <w:rPr>
+          <w:lang w:val="en-US"/>
+        </w:rPr>
+        <w:t>In vector format: e2 = [1, 0, 1, 0, 1, 1, 0].</w:t>
+      </w:r>
+      <w:r>
+        <w:rPr>
+          <w:lang w:val="en-US"/>
+        </w:rPr>
+        <w:br/>
+      </w:r>
+      <w:r>
+        <w:rPr>
+          <w:lang w:val="en-US"/>
+        </w:rPr>
+        <w:t>Burst length: The span is from bit 0 to bit 5, so L = 6 bits.</w:t>
+      </w:r>
+    </w:p>
+    <w:p>
+      <w:pPr>
+        <w:rPr>
+          <w:lang w:val="en-US"/>
+        </w:rPr>
+      </w:pPr>
+      <w:r>
+        <w:rPr>
+          <w:lang w:val="en-US"/>
+        </w:rPr>
+        <w:t>Why it is not detected: Because e2(D) = g(D), dividing e2(D) by g(D) gives remainder 0. The CRC</w:t>
+      </w:r>
+      <w:r>
+        <w:rPr>
+          <w:lang w:val="en-US"/>
+        </w:rPr>
+        <w:t xml:space="preserve"> </w:t>
+      </w:r>
+      <w:r>
+        <w:rPr>
+          <w:lang w:val="en-US"/>
+        </w:rPr>
+        <w:t>calculates a syndrome of 0, so the error passes completely undetected.</w:t>
       </w:r>
     </w:p>
     <w:sectPr>
@@ -18910,6 +20897,155 @@
     </w:lvl>
   </w:abstractNum>
   <w:abstractNum w:abstractNumId="3" w15:restartNumberingAfterBreak="0">
+    <w:nsid w:val="68891FF2"/>
+    <w:multiLevelType w:val="multilevel"/>
+    <w:tmpl w:val="A02094FE"/>
+    <w:lvl w:ilvl="0">
+      <w:start w:val="1"/>
+      <w:numFmt w:val="bullet"/>
+      <w:lvlText w:val=""/>
+      <w:lvlJc w:val="left"/>
+      <w:pPr>
+        <w:tabs>
+          <w:tab w:val="num" w:pos="720"/>
+        </w:tabs>
+        <w:ind w:left="720" w:hanging="360"/>
+      </w:pPr>
+      <w:rPr>
+        <w:rFonts w:ascii="Symbol" w:hAnsi="Symbol" w:hint="default"/>
+        <w:sz w:val="20"/>
+      </w:rPr>
+    </w:lvl>
+    <w:lvl w:ilvl="1" w:tentative="1">
+      <w:start w:val="1"/>
+      <w:numFmt w:val="bullet"/>
+      <w:lvlText w:val="o"/>
+      <w:lvlJc w:val="left"/>
+      <w:pPr>
+        <w:tabs>
+          <w:tab w:val="num" w:pos="1440"/>
+        </w:tabs>
+        <w:ind w:left="1440" w:hanging="360"/>
+      </w:pPr>
+      <w:rPr>
+        <w:rFonts w:ascii="Courier New" w:hAnsi="Courier New" w:hint="default"/>
+        <w:sz w:val="20"/>
+      </w:rPr>
+    </w:lvl>
+    <w:lvl w:ilvl="2" w:tentative="1">
+      <w:start w:val="1"/>
+      <w:numFmt w:val="bullet"/>
+      <w:lvlText w:val=""/>
+      <w:lvlJc w:val="left"/>
+      <w:pPr>
+        <w:tabs>
+          <w:tab w:val="num" w:pos="2160"/>
+        </w:tabs>
+        <w:ind w:left="2160" w:hanging="360"/>
+      </w:pPr>
+      <w:rPr>
+        <w:rFonts w:ascii="Wingdings" w:hAnsi="Wingdings" w:hint="default"/>
+        <w:sz w:val="20"/>
+      </w:rPr>
+    </w:lvl>
+    <w:lvl w:ilvl="3" w:tentative="1">
+      <w:start w:val="1"/>
+      <w:numFmt w:val="bullet"/>
+      <w:lvlText w:val=""/>
+      <w:lvlJc w:val="left"/>
+      <w:pPr>
+        <w:tabs>
+          <w:tab w:val="num" w:pos="2880"/>
+        </w:tabs>
+        <w:ind w:left="2880" w:hanging="360"/>
+      </w:pPr>
+      <w:rPr>
+        <w:rFonts w:ascii="Wingdings" w:hAnsi="Wingdings" w:hint="default"/>
+        <w:sz w:val="20"/>
+      </w:rPr>
+    </w:lvl>
+    <w:lvl w:ilvl="4" w:tentative="1">
+      <w:start w:val="1"/>
+      <w:numFmt w:val="bullet"/>
+      <w:lvlText w:val=""/>
+      <w:lvlJc w:val="left"/>
+      <w:pPr>
+        <w:tabs>
+          <w:tab w:val="num" w:pos="3600"/>
+        </w:tabs>
+        <w:ind w:left="3600" w:hanging="360"/>
+      </w:pPr>
+      <w:rPr>
+        <w:rFonts w:ascii="Wingdings" w:hAnsi="Wingdings" w:hint="default"/>
+        <w:sz w:val="20"/>
+      </w:rPr>
+    </w:lvl>
+    <w:lvl w:ilvl="5" w:tentative="1">
+      <w:start w:val="1"/>
+      <w:numFmt w:val="bullet"/>
+      <w:lvlText w:val=""/>
+      <w:lvlJc w:val="left"/>
+      <w:pPr>
+        <w:tabs>
+          <w:tab w:val="num" w:pos="4320"/>
+        </w:tabs>
+        <w:ind w:left="4320" w:hanging="360"/>
+      </w:pPr>
+      <w:rPr>
+        <w:rFonts w:ascii="Wingdings" w:hAnsi="Wingdings" w:hint="default"/>
+        <w:sz w:val="20"/>
+      </w:rPr>
+    </w:lvl>
+    <w:lvl w:ilvl="6" w:tentative="1">
+      <w:start w:val="1"/>
+      <w:numFmt w:val="bullet"/>
+      <w:lvlText w:val=""/>
+      <w:lvlJc w:val="left"/>
+      <w:pPr>
+        <w:tabs>
+          <w:tab w:val="num" w:pos="5040"/>
+        </w:tabs>
+        <w:ind w:left="5040" w:hanging="360"/>
+      </w:pPr>
+      <w:rPr>
+        <w:rFonts w:ascii="Wingdings" w:hAnsi="Wingdings" w:hint="default"/>
+        <w:sz w:val="20"/>
+      </w:rPr>
+    </w:lvl>
+    <w:lvl w:ilvl="7" w:tentative="1">
+      <w:start w:val="1"/>
+      <w:numFmt w:val="bullet"/>
+      <w:lvlText w:val=""/>
+      <w:lvlJc w:val="left"/>
+      <w:pPr>
+        <w:tabs>
+          <w:tab w:val="num" w:pos="5760"/>
+        </w:tabs>
+        <w:ind w:left="5760" w:hanging="360"/>
+      </w:pPr>
+      <w:rPr>
+        <w:rFonts w:ascii="Wingdings" w:hAnsi="Wingdings" w:hint="default"/>
+        <w:sz w:val="20"/>
+      </w:rPr>
+    </w:lvl>
+    <w:lvl w:ilvl="8" w:tentative="1">
+      <w:start w:val="1"/>
+      <w:numFmt w:val="bullet"/>
+      <w:lvlText w:val=""/>
+      <w:lvlJc w:val="left"/>
+      <w:pPr>
+        <w:tabs>
+          <w:tab w:val="num" w:pos="6480"/>
+        </w:tabs>
+        <w:ind w:left="6480" w:hanging="360"/>
+      </w:pPr>
+      <w:rPr>
+        <w:rFonts w:ascii="Wingdings" w:hAnsi="Wingdings" w:hint="default"/>
+        <w:sz w:val="20"/>
+      </w:rPr>
+    </w:lvl>
+  </w:abstractNum>
+  <w:abstractNum w:abstractNumId="4" w15:restartNumberingAfterBreak="0">
     <w:nsid w:val="70BE7F46"/>
     <w:multiLevelType w:val="hybridMultilevel"/>
     <w:tmpl w:val="DAAC747A"/>
@@ -19002,10 +21138,13 @@
     <w:abstractNumId w:val="2"/>
   </w:num>
   <w:num w:numId="3" w16cid:durableId="1641770133">
-    <w:abstractNumId w:val="3"/>
+    <w:abstractNumId w:val="4"/>
   </w:num>
   <w:num w:numId="4" w16cid:durableId="1006636815">
     <w:abstractNumId w:val="1"/>
+  </w:num>
+  <w:num w:numId="5" w16cid:durableId="520894564">
+    <w:abstractNumId w:val="3"/>
   </w:num>
 </w:numbering>
 </file>
@@ -19405,15 +21544,15 @@
     <w:lsdException w:name="Unresolved Mention" w:semiHidden="1" w:unhideWhenUsed="1"/>
     <w:lsdException w:name="Smart Link" w:semiHidden="1" w:unhideWhenUsed="1"/>
   </w:latentStyles>
-  <w:style w:type="paragraph" w:default="1" w:styleId="Normale">
+  <w:style w:type="paragraph" w:default="1" w:styleId="Standaard">
     <w:name w:val="Normal"/>
     <w:qFormat/>
   </w:style>
-  <w:style w:type="paragraph" w:styleId="Titolo1">
+  <w:style w:type="paragraph" w:styleId="Kop1">
     <w:name w:val="heading 1"/>
-    <w:basedOn w:val="Normale"/>
-    <w:next w:val="Normale"/>
-    <w:link w:val="Titolo1Carattere"/>
+    <w:basedOn w:val="Standaard"/>
+    <w:next w:val="Standaard"/>
+    <w:link w:val="Kop1Char"/>
     <w:uiPriority w:val="9"/>
     <w:qFormat/>
     <w:rsid w:val="00E4404F"/>
@@ -19430,13 +21569,12 @@
       <w:szCs w:val="40"/>
     </w:rPr>
   </w:style>
-  <w:style w:type="paragraph" w:styleId="Titolo2">
+  <w:style w:type="paragraph" w:styleId="Kop2">
     <w:name w:val="heading 2"/>
-    <w:basedOn w:val="Normale"/>
-    <w:next w:val="Normale"/>
-    <w:link w:val="Titolo2Carattere"/>
+    <w:basedOn w:val="Standaard"/>
+    <w:next w:val="Standaard"/>
+    <w:link w:val="Kop2Char"/>
     <w:uiPriority w:val="9"/>
-    <w:semiHidden/>
     <w:unhideWhenUsed/>
     <w:qFormat/>
     <w:rsid w:val="00E4404F"/>
@@ -19453,11 +21591,11 @@
       <w:szCs w:val="32"/>
     </w:rPr>
   </w:style>
-  <w:style w:type="paragraph" w:styleId="Titolo3">
+  <w:style w:type="paragraph" w:styleId="Kop3">
     <w:name w:val="heading 3"/>
-    <w:basedOn w:val="Normale"/>
-    <w:next w:val="Normale"/>
-    <w:link w:val="Titolo3Carattere"/>
+    <w:basedOn w:val="Standaard"/>
+    <w:next w:val="Standaard"/>
+    <w:link w:val="Kop3Char"/>
     <w:uiPriority w:val="9"/>
     <w:semiHidden/>
     <w:unhideWhenUsed/>
@@ -19476,11 +21614,11 @@
       <w:szCs w:val="28"/>
     </w:rPr>
   </w:style>
-  <w:style w:type="paragraph" w:styleId="Titolo4">
+  <w:style w:type="paragraph" w:styleId="Kop4">
     <w:name w:val="heading 4"/>
-    <w:basedOn w:val="Normale"/>
-    <w:next w:val="Normale"/>
-    <w:link w:val="Titolo4Carattere"/>
+    <w:basedOn w:val="Standaard"/>
+    <w:next w:val="Standaard"/>
+    <w:link w:val="Kop4Char"/>
     <w:uiPriority w:val="9"/>
     <w:semiHidden/>
     <w:unhideWhenUsed/>
@@ -19499,11 +21637,11 @@
       <w:color w:val="0F4761" w:themeColor="accent1" w:themeShade="BF"/>
     </w:rPr>
   </w:style>
-  <w:style w:type="paragraph" w:styleId="Titolo5">
+  <w:style w:type="paragraph" w:styleId="Kop5">
     <w:name w:val="heading 5"/>
-    <w:basedOn w:val="Normale"/>
-    <w:next w:val="Normale"/>
-    <w:link w:val="Titolo5Carattere"/>
+    <w:basedOn w:val="Standaard"/>
+    <w:next w:val="Standaard"/>
+    <w:link w:val="Kop5Char"/>
     <w:uiPriority w:val="9"/>
     <w:semiHidden/>
     <w:unhideWhenUsed/>
@@ -19520,11 +21658,11 @@
       <w:color w:val="0F4761" w:themeColor="accent1" w:themeShade="BF"/>
     </w:rPr>
   </w:style>
-  <w:style w:type="paragraph" w:styleId="Titolo6">
+  <w:style w:type="paragraph" w:styleId="Kop6">
     <w:name w:val="heading 6"/>
-    <w:basedOn w:val="Normale"/>
-    <w:next w:val="Normale"/>
-    <w:link w:val="Titolo6Carattere"/>
+    <w:basedOn w:val="Standaard"/>
+    <w:next w:val="Standaard"/>
+    <w:link w:val="Kop6Char"/>
     <w:uiPriority w:val="9"/>
     <w:semiHidden/>
     <w:unhideWhenUsed/>
@@ -19543,11 +21681,11 @@
       <w:color w:val="595959" w:themeColor="text1" w:themeTint="A6"/>
     </w:rPr>
   </w:style>
-  <w:style w:type="paragraph" w:styleId="Titolo7">
+  <w:style w:type="paragraph" w:styleId="Kop7">
     <w:name w:val="heading 7"/>
-    <w:basedOn w:val="Normale"/>
-    <w:next w:val="Normale"/>
-    <w:link w:val="Titolo7Carattere"/>
+    <w:basedOn w:val="Standaard"/>
+    <w:next w:val="Standaard"/>
+    <w:link w:val="Kop7Char"/>
     <w:uiPriority w:val="9"/>
     <w:semiHidden/>
     <w:unhideWhenUsed/>
@@ -19564,11 +21702,11 @@
       <w:color w:val="595959" w:themeColor="text1" w:themeTint="A6"/>
     </w:rPr>
   </w:style>
-  <w:style w:type="paragraph" w:styleId="Titolo8">
+  <w:style w:type="paragraph" w:styleId="Kop8">
     <w:name w:val="heading 8"/>
-    <w:basedOn w:val="Normale"/>
-    <w:next w:val="Normale"/>
-    <w:link w:val="Titolo8Carattere"/>
+    <w:basedOn w:val="Standaard"/>
+    <w:next w:val="Standaard"/>
+    <w:link w:val="Kop8Char"/>
     <w:uiPriority w:val="9"/>
     <w:semiHidden/>
     <w:unhideWhenUsed/>
@@ -19587,11 +21725,11 @@
       <w:color w:val="272727" w:themeColor="text1" w:themeTint="D8"/>
     </w:rPr>
   </w:style>
-  <w:style w:type="paragraph" w:styleId="Titolo9">
+  <w:style w:type="paragraph" w:styleId="Kop9">
     <w:name w:val="heading 9"/>
-    <w:basedOn w:val="Normale"/>
-    <w:next w:val="Normale"/>
-    <w:link w:val="Titolo9Carattere"/>
+    <w:basedOn w:val="Standaard"/>
+    <w:next w:val="Standaard"/>
+    <w:link w:val="Kop9Char"/>
     <w:uiPriority w:val="9"/>
     <w:semiHidden/>
     <w:unhideWhenUsed/>
@@ -19608,12 +21746,12 @@
       <w:color w:val="272727" w:themeColor="text1" w:themeTint="D8"/>
     </w:rPr>
   </w:style>
-  <w:style w:type="character" w:default="1" w:styleId="Carpredefinitoparagrafo">
+  <w:style w:type="character" w:default="1" w:styleId="Standaardalinea-lettertype">
     <w:name w:val="Default Paragraph Font"/>
     <w:uiPriority w:val="1"/>
     <w:unhideWhenUsed/>
   </w:style>
-  <w:style w:type="table" w:default="1" w:styleId="Tabellanormale">
+  <w:style w:type="table" w:default="1" w:styleId="Standaardtabel">
     <w:name w:val="Normal Table"/>
     <w:uiPriority w:val="99"/>
     <w:semiHidden/>
@@ -19628,16 +21766,16 @@
       </w:tblCellMar>
     </w:tblPr>
   </w:style>
-  <w:style w:type="numbering" w:default="1" w:styleId="Nessunelenco">
+  <w:style w:type="numbering" w:default="1" w:styleId="Geenlijst">
     <w:name w:val="No List"/>
     <w:uiPriority w:val="99"/>
     <w:semiHidden/>
     <w:unhideWhenUsed/>
   </w:style>
-  <w:style w:type="character" w:customStyle="1" w:styleId="Titolo1Carattere">
-    <w:name w:val="Titolo 1 Carattere"/>
-    <w:basedOn w:val="Carpredefinitoparagrafo"/>
-    <w:link w:val="Titolo1"/>
+  <w:style w:type="character" w:customStyle="1" w:styleId="Kop1Char">
+    <w:name w:val="Kop 1 Char"/>
+    <w:basedOn w:val="Standaardalinea-lettertype"/>
+    <w:link w:val="Kop1"/>
     <w:uiPriority w:val="9"/>
     <w:rsid w:val="00E4404F"/>
     <w:rPr>
@@ -19647,12 +21785,11 @@
       <w:szCs w:val="40"/>
     </w:rPr>
   </w:style>
-  <w:style w:type="character" w:customStyle="1" w:styleId="Titolo2Carattere">
-    <w:name w:val="Titolo 2 Carattere"/>
-    <w:basedOn w:val="Carpredefinitoparagrafo"/>
-    <w:link w:val="Titolo2"/>
+  <w:style w:type="character" w:customStyle="1" w:styleId="Kop2Char">
+    <w:name w:val="Kop 2 Char"/>
+    <w:basedOn w:val="Standaardalinea-lettertype"/>
+    <w:link w:val="Kop2"/>
     <w:uiPriority w:val="9"/>
-    <w:semiHidden/>
     <w:rsid w:val="00E4404F"/>
     <w:rPr>
       <w:rFonts w:asciiTheme="majorHAnsi" w:eastAsiaTheme="majorEastAsia" w:hAnsiTheme="majorHAnsi" w:cstheme="majorBidi"/>
@@ -19661,10 +21798,10 @@
       <w:szCs w:val="32"/>
     </w:rPr>
   </w:style>
-  <w:style w:type="character" w:customStyle="1" w:styleId="Titolo3Carattere">
-    <w:name w:val="Titolo 3 Carattere"/>
-    <w:basedOn w:val="Carpredefinitoparagrafo"/>
-    <w:link w:val="Titolo3"/>
+  <w:style w:type="character" w:customStyle="1" w:styleId="Kop3Char">
+    <w:name w:val="Kop 3 Char"/>
+    <w:basedOn w:val="Standaardalinea-lettertype"/>
+    <w:link w:val="Kop3"/>
     <w:uiPriority w:val="9"/>
     <w:semiHidden/>
     <w:rsid w:val="00E4404F"/>
@@ -19675,10 +21812,10 @@
       <w:szCs w:val="28"/>
     </w:rPr>
   </w:style>
-  <w:style w:type="character" w:customStyle="1" w:styleId="Titolo4Carattere">
-    <w:name w:val="Titolo 4 Carattere"/>
-    <w:basedOn w:val="Carpredefinitoparagrafo"/>
-    <w:link w:val="Titolo4"/>
+  <w:style w:type="character" w:customStyle="1" w:styleId="Kop4Char">
+    <w:name w:val="Kop 4 Char"/>
+    <w:basedOn w:val="Standaardalinea-lettertype"/>
+    <w:link w:val="Kop4"/>
     <w:uiPriority w:val="9"/>
     <w:semiHidden/>
     <w:rsid w:val="00E4404F"/>
@@ -19689,10 +21826,10 @@
       <w:color w:val="0F4761" w:themeColor="accent1" w:themeShade="BF"/>
     </w:rPr>
   </w:style>
-  <w:style w:type="character" w:customStyle="1" w:styleId="Titolo5Carattere">
-    <w:name w:val="Titolo 5 Carattere"/>
-    <w:basedOn w:val="Carpredefinitoparagrafo"/>
-    <w:link w:val="Titolo5"/>
+  <w:style w:type="character" w:customStyle="1" w:styleId="Kop5Char">
+    <w:name w:val="Kop 5 Char"/>
+    <w:basedOn w:val="Standaardalinea-lettertype"/>
+    <w:link w:val="Kop5"/>
     <w:uiPriority w:val="9"/>
     <w:semiHidden/>
     <w:rsid w:val="00E4404F"/>
@@ -19701,10 +21838,10 @@
       <w:color w:val="0F4761" w:themeColor="accent1" w:themeShade="BF"/>
     </w:rPr>
   </w:style>
-  <w:style w:type="character" w:customStyle="1" w:styleId="Titolo6Carattere">
-    <w:name w:val="Titolo 6 Carattere"/>
-    <w:basedOn w:val="Carpredefinitoparagrafo"/>
-    <w:link w:val="Titolo6"/>
+  <w:style w:type="character" w:customStyle="1" w:styleId="Kop6Char">
+    <w:name w:val="Kop 6 Char"/>
+    <w:basedOn w:val="Standaardalinea-lettertype"/>
+    <w:link w:val="Kop6"/>
     <w:uiPriority w:val="9"/>
     <w:semiHidden/>
     <w:rsid w:val="00E4404F"/>
@@ -19715,10 +21852,10 @@
       <w:color w:val="595959" w:themeColor="text1" w:themeTint="A6"/>
     </w:rPr>
   </w:style>
-  <w:style w:type="character" w:customStyle="1" w:styleId="Titolo7Carattere">
-    <w:name w:val="Titolo 7 Carattere"/>
-    <w:basedOn w:val="Carpredefinitoparagrafo"/>
-    <w:link w:val="Titolo7"/>
+  <w:style w:type="character" w:customStyle="1" w:styleId="Kop7Char">
+    <w:name w:val="Kop 7 Char"/>
+    <w:basedOn w:val="Standaardalinea-lettertype"/>
+    <w:link w:val="Kop7"/>
     <w:uiPriority w:val="9"/>
     <w:semiHidden/>
     <w:rsid w:val="00E4404F"/>
@@ -19727,10 +21864,10 @@
       <w:color w:val="595959" w:themeColor="text1" w:themeTint="A6"/>
     </w:rPr>
   </w:style>
-  <w:style w:type="character" w:customStyle="1" w:styleId="Titolo8Carattere">
-    <w:name w:val="Titolo 8 Carattere"/>
-    <w:basedOn w:val="Carpredefinitoparagrafo"/>
-    <w:link w:val="Titolo8"/>
+  <w:style w:type="character" w:customStyle="1" w:styleId="Kop8Char">
+    <w:name w:val="Kop 8 Char"/>
+    <w:basedOn w:val="Standaardalinea-lettertype"/>
+    <w:link w:val="Kop8"/>
     <w:uiPriority w:val="9"/>
     <w:semiHidden/>
     <w:rsid w:val="00E4404F"/>
@@ -19741,10 +21878,10 @@
       <w:color w:val="272727" w:themeColor="text1" w:themeTint="D8"/>
     </w:rPr>
   </w:style>
-  <w:style w:type="character" w:customStyle="1" w:styleId="Titolo9Carattere">
-    <w:name w:val="Titolo 9 Carattere"/>
-    <w:basedOn w:val="Carpredefinitoparagrafo"/>
-    <w:link w:val="Titolo9"/>
+  <w:style w:type="character" w:customStyle="1" w:styleId="Kop9Char">
+    <w:name w:val="Kop 9 Char"/>
+    <w:basedOn w:val="Standaardalinea-lettertype"/>
+    <w:link w:val="Kop9"/>
     <w:uiPriority w:val="9"/>
     <w:semiHidden/>
     <w:rsid w:val="00E4404F"/>
@@ -19753,11 +21890,11 @@
       <w:color w:val="272727" w:themeColor="text1" w:themeTint="D8"/>
     </w:rPr>
   </w:style>
-  <w:style w:type="paragraph" w:styleId="Titolo">
+  <w:style w:type="paragraph" w:styleId="Titel">
     <w:name w:val="Title"/>
-    <w:basedOn w:val="Normale"/>
-    <w:next w:val="Normale"/>
-    <w:link w:val="TitoloCarattere"/>
+    <w:basedOn w:val="Standaard"/>
+    <w:next w:val="Standaard"/>
+    <w:link w:val="TitelChar"/>
     <w:uiPriority w:val="10"/>
     <w:qFormat/>
     <w:rsid w:val="00E4404F"/>
@@ -19773,10 +21910,10 @@
       <w:szCs w:val="56"/>
     </w:rPr>
   </w:style>
-  <w:style w:type="character" w:customStyle="1" w:styleId="TitoloCarattere">
-    <w:name w:val="Titolo Carattere"/>
-    <w:basedOn w:val="Carpredefinitoparagrafo"/>
-    <w:link w:val="Titolo"/>
+  <w:style w:type="character" w:customStyle="1" w:styleId="TitelChar">
+    <w:name w:val="Titel Char"/>
+    <w:basedOn w:val="Standaardalinea-lettertype"/>
+    <w:link w:val="Titel"/>
     <w:uiPriority w:val="10"/>
     <w:rsid w:val="00E4404F"/>
     <w:rPr>
@@ -19787,11 +21924,11 @@
       <w:szCs w:val="56"/>
     </w:rPr>
   </w:style>
-  <w:style w:type="paragraph" w:styleId="Sottotitolo">
+  <w:style w:type="paragraph" w:styleId="Ondertitel">
     <w:name w:val="Subtitle"/>
-    <w:basedOn w:val="Normale"/>
-    <w:next w:val="Normale"/>
-    <w:link w:val="SottotitoloCarattere"/>
+    <w:basedOn w:val="Standaard"/>
+    <w:next w:val="Standaard"/>
+    <w:link w:val="OndertitelChar"/>
     <w:uiPriority w:val="11"/>
     <w:qFormat/>
     <w:rsid w:val="00E4404F"/>
@@ -19808,10 +21945,10 @@
       <w:szCs w:val="28"/>
     </w:rPr>
   </w:style>
-  <w:style w:type="character" w:customStyle="1" w:styleId="SottotitoloCarattere">
-    <w:name w:val="Sottotitolo Carattere"/>
-    <w:basedOn w:val="Carpredefinitoparagrafo"/>
-    <w:link w:val="Sottotitolo"/>
+  <w:style w:type="character" w:customStyle="1" w:styleId="OndertitelChar">
+    <w:name w:val="Ondertitel Char"/>
+    <w:basedOn w:val="Standaardalinea-lettertype"/>
+    <w:link w:val="Ondertitel"/>
     <w:uiPriority w:val="11"/>
     <w:rsid w:val="00E4404F"/>
     <w:rPr>
@@ -19822,11 +21959,11 @@
       <w:szCs w:val="28"/>
     </w:rPr>
   </w:style>
-  <w:style w:type="paragraph" w:styleId="Citazione">
+  <w:style w:type="paragraph" w:styleId="Citaat">
     <w:name w:val="Quote"/>
-    <w:basedOn w:val="Normale"/>
-    <w:next w:val="Normale"/>
-    <w:link w:val="CitazioneCarattere"/>
+    <w:basedOn w:val="Standaard"/>
+    <w:next w:val="Standaard"/>
+    <w:link w:val="CitaatChar"/>
     <w:uiPriority w:val="29"/>
     <w:qFormat/>
     <w:rsid w:val="00E4404F"/>
@@ -19840,10 +21977,10 @@
       <w:color w:val="404040" w:themeColor="text1" w:themeTint="BF"/>
     </w:rPr>
   </w:style>
-  <w:style w:type="character" w:customStyle="1" w:styleId="CitazioneCarattere">
-    <w:name w:val="Citazione Carattere"/>
-    <w:basedOn w:val="Carpredefinitoparagrafo"/>
-    <w:link w:val="Citazione"/>
+  <w:style w:type="character" w:customStyle="1" w:styleId="CitaatChar">
+    <w:name w:val="Citaat Char"/>
+    <w:basedOn w:val="Standaardalinea-lettertype"/>
+    <w:link w:val="Citaat"/>
     <w:uiPriority w:val="29"/>
     <w:rsid w:val="00E4404F"/>
     <w:rPr>
@@ -19852,9 +21989,9 @@
       <w:color w:val="404040" w:themeColor="text1" w:themeTint="BF"/>
     </w:rPr>
   </w:style>
-  <w:style w:type="paragraph" w:styleId="Paragrafoelenco">
+  <w:style w:type="paragraph" w:styleId="Lijstalinea">
     <w:name w:val="List Paragraph"/>
-    <w:basedOn w:val="Normale"/>
+    <w:basedOn w:val="Standaard"/>
     <w:uiPriority w:val="34"/>
     <w:qFormat/>
     <w:rsid w:val="00E4404F"/>
@@ -19863,9 +22000,9 @@
       <w:contextualSpacing/>
     </w:pPr>
   </w:style>
-  <w:style w:type="character" w:styleId="Enfasiintensa">
+  <w:style w:type="character" w:styleId="Intensievebenadrukking">
     <w:name w:val="Intense Emphasis"/>
-    <w:basedOn w:val="Carpredefinitoparagrafo"/>
+    <w:basedOn w:val="Standaardalinea-lettertype"/>
     <w:uiPriority w:val="21"/>
     <w:qFormat/>
     <w:rsid w:val="00E4404F"/>
@@ -19875,11 +22012,11 @@
       <w:color w:val="0F4761" w:themeColor="accent1" w:themeShade="BF"/>
     </w:rPr>
   </w:style>
-  <w:style w:type="paragraph" w:styleId="Citazioneintensa">
+  <w:style w:type="paragraph" w:styleId="Duidelijkcitaat">
     <w:name w:val="Intense Quote"/>
-    <w:basedOn w:val="Normale"/>
-    <w:next w:val="Normale"/>
-    <w:link w:val="CitazioneintensaCarattere"/>
+    <w:basedOn w:val="Standaard"/>
+    <w:next w:val="Standaard"/>
+    <w:link w:val="DuidelijkcitaatChar"/>
     <w:uiPriority w:val="30"/>
     <w:qFormat/>
     <w:rsid w:val="00E4404F"/>
@@ -19898,10 +22035,10 @@
       <w:color w:val="0F4761" w:themeColor="accent1" w:themeShade="BF"/>
     </w:rPr>
   </w:style>
-  <w:style w:type="character" w:customStyle="1" w:styleId="CitazioneintensaCarattere">
-    <w:name w:val="Citazione intensa Carattere"/>
-    <w:basedOn w:val="Carpredefinitoparagrafo"/>
-    <w:link w:val="Citazioneintensa"/>
+  <w:style w:type="character" w:customStyle="1" w:styleId="DuidelijkcitaatChar">
+    <w:name w:val="Duidelijk citaat Char"/>
+    <w:basedOn w:val="Standaardalinea-lettertype"/>
+    <w:link w:val="Duidelijkcitaat"/>
     <w:uiPriority w:val="30"/>
     <w:rsid w:val="00E4404F"/>
     <w:rPr>
@@ -19910,9 +22047,9 @@
       <w:color w:val="0F4761" w:themeColor="accent1" w:themeShade="BF"/>
     </w:rPr>
   </w:style>
-  <w:style w:type="character" w:styleId="Riferimentointenso">
+  <w:style w:type="character" w:styleId="Intensieveverwijzing">
     <w:name w:val="Intense Reference"/>
-    <w:basedOn w:val="Carpredefinitoparagrafo"/>
+    <w:basedOn w:val="Standaardalinea-lettertype"/>
     <w:uiPriority w:val="32"/>
     <w:qFormat/>
     <w:rsid w:val="00E4404F"/>
@@ -19924,9 +22061,9 @@
       <w:spacing w:val="5"/>
     </w:rPr>
   </w:style>
-  <w:style w:type="table" w:styleId="Grigliatabella">
+  <w:style w:type="table" w:styleId="Tabelraster">
     <w:name w:val="Table Grid"/>
-    <w:basedOn w:val="Tabellanormale"/>
+    <w:basedOn w:val="Standaardtabel"/>
     <w:uiPriority w:val="39"/>
     <w:rsid w:val="000B183F"/>
     <w:pPr>
@@ -19943,9 +22080,9 @@
       </w:tblBorders>
     </w:tblPr>
   </w:style>
-  <w:style w:type="paragraph" w:styleId="NormaleWeb">
+  <w:style w:type="paragraph" w:styleId="Normaalweb">
     <w:name w:val="Normal (Web)"/>
-    <w:basedOn w:val="Normale"/>
+    <w:basedOn w:val="Standaard"/>
     <w:uiPriority w:val="99"/>
     <w:semiHidden/>
     <w:unhideWhenUsed/>
@@ -19960,9 +22097,9 @@
       <w:lang w:eastAsia="it-IT"/>
     </w:rPr>
   </w:style>
-  <w:style w:type="character" w:styleId="Testosegnaposto">
+  <w:style w:type="character" w:styleId="Tekstvantijdelijkeaanduiding">
     <w:name w:val="Placeholder Text"/>
-    <w:basedOn w:val="Carpredefinitoparagrafo"/>
+    <w:basedOn w:val="Standaardalinea-lettertype"/>
     <w:uiPriority w:val="99"/>
     <w:semiHidden/>
     <w:rsid w:val="008A4F3D"/>
